--- a/Master Folder/Master BA Timlak Konsultan Non Konstruksi/02. BA Reviu Dokumen Kualifikasi.docx
+++ b/Master Folder/Master BA Timlak Konsultan Non Konstruksi/02. BA Reviu Dokumen Kualifikasi.docx
@@ -2328,7 +2328,15 @@
           <w:sz w:val="22"/>
           <w:szCs w:val="22"/>
         </w:rPr>
-        <w:t>Peraturan Presiden Nomor 16 Tahun 2018 tentang Pengadaan Barang/Jasa Pemerintah sebagaimana telah diubah dengan Peraturan Presiden Nomor 12 Tahun 2021 tentang Perubahan atas Peraturan Presiden Nomor 16 Tahun 2018 tentang Pengadaan Barang/Jasa Pemerintah;</w:t>
+        <w:t>Peraturan Presiden Nomor 16 Tahun 2018 tentang Pengadaan Barang/Jasa Pemerintah sebagaimana telah beberapa kali diubah terakhir dengan Peraturan Presiden Nomor 46 Tahun 2025 tentang Perubahan Kedua atas Peraturan Presiden Nomor 16 Tahun 2018 tentang Pengadaan Barang/Jasa Pemerintah beserta perubahannya dan aturan turunannya</w:t>
+      </w:r>
+      <w:r>
+        <w:rPr>
+          <w:rFonts w:ascii="Arial" w:eastAsia="Arial" w:hAnsi="Arial" w:cs="Arial"/>
+          <w:sz w:val="22"/>
+          <w:szCs w:val="22"/>
+        </w:rPr>
+        <w:t>;</w:t>
       </w:r>
       <w:r>
         <w:rPr>
@@ -2427,7 +2435,15 @@
           <w:sz w:val="22"/>
           <w:szCs w:val="22"/>
         </w:rPr>
-        <w:t>Standar Operasional Prosedur Nomor 13/SOP.04/2024 tanggal 15 Juli 2024 tentang Reviu Dokumen Persiapan Pengadaan dan Penyiapan Dokumen Pemilihan;</w:t>
+        <w:t>Standar Operasional Prosedur Nomor 02/SOP.04/2026 tanggal 12 Januari 2026 tentang Reviu Dokumen Persiapan Pengadaan dan Penyiapan Dokumen Pemilihan</w:t>
+      </w:r>
+      <w:r>
+        <w:rPr>
+          <w:rFonts w:ascii="Arial" w:eastAsia="Arial" w:hAnsi="Arial" w:cs="Arial"/>
+          <w:sz w:val="22"/>
+          <w:szCs w:val="22"/>
+        </w:rPr>
+        <w:t>;</w:t>
       </w:r>
       <w:r>
         <w:rPr>
@@ -2461,32 +2477,112 @@
           <w:szCs w:val="22"/>
         </w:rPr>
       </w:pPr>
-    </w:p>
-    <w:p>
-      <w:pPr>
-        <w:pStyle w:val="ListParagraph"/>
-        <w:spacing w:line="276" w:lineRule="auto"/>
-        <w:ind w:left="927" w:right="80"/>
-        <w:jc w:val="right"/>
-        <w:rPr>
-          <w:rFonts w:ascii="Arial" w:eastAsia="Arial" w:hAnsi="Arial" w:cs="Arial"/>
-          <w:i/>
-          <w:iCs/>
-          <w:sz w:val="22"/>
-          <w:szCs w:val="22"/>
-          <w:lang w:val="en-ID"/>
-        </w:rPr>
-      </w:pPr>
-      <w:r>
-        <w:rPr>
-          <w:rFonts w:ascii="Arial" w:eastAsia="Arial" w:hAnsi="Arial" w:cs="Arial"/>
-          <w:i/>
-          <w:iCs/>
-          <w:sz w:val="22"/>
-          <w:szCs w:val="22"/>
-          <w:lang w:val="en-ID"/>
-        </w:rPr>
-        <w:t>e. Keputusan…</w:t>
+      <w:r>
+        <w:rPr>
+          <w:rFonts w:ascii="Arial" w:eastAsia="Arial" w:hAnsi="Arial" w:cs="Arial"/>
+          <w:noProof/>
+          <w:sz w:val="22"/>
+          <w:szCs w:val="22"/>
+        </w:rPr>
+        <mc:AlternateContent>
+          <mc:Choice Requires="wps">
+            <w:drawing>
+              <wp:anchor distT="45720" distB="45720" distL="114300" distR="114300" simplePos="0" relativeHeight="251659264" behindDoc="0" locked="0" layoutInCell="1" allowOverlap="1" wp14:anchorId="3A647A86" wp14:editId="1E3D3789">
+                <wp:simplePos x="0" y="0"/>
+                <wp:positionH relativeFrom="margin">
+                  <wp:align>right</wp:align>
+                </wp:positionH>
+                <wp:positionV relativeFrom="margin">
+                  <wp:align>bottom</wp:align>
+                </wp:positionV>
+                <wp:extent cx="1198880" cy="284480"/>
+                <wp:effectExtent l="0" t="0" r="1270" b="1270"/>
+                <wp:wrapSquare wrapText="bothSides"/>
+                <wp:docPr id="4" name="Text Box 2"/>
+                <wp:cNvGraphicFramePr>
+                  <a:graphicFrameLocks xmlns:a="http://schemas.openxmlformats.org/drawingml/2006/main"/>
+                </wp:cNvGraphicFramePr>
+                <a:graphic xmlns:a="http://schemas.openxmlformats.org/drawingml/2006/main">
+                  <a:graphicData uri="http://schemas.microsoft.com/office/word/2010/wordprocessingShape">
+                    <wps:wsp>
+                      <wps:cNvSpPr txBox="1">
+                        <a:spLocks noChangeArrowheads="1"/>
+                      </wps:cNvSpPr>
+                      <wps:spPr bwMode="auto">
+                        <a:xfrm>
+                          <a:off x="0" y="0"/>
+                          <a:ext cx="1198880" cy="284480"/>
+                        </a:xfrm>
+                        <a:prstGeom prst="rect">
+                          <a:avLst/>
+                        </a:prstGeom>
+                        <a:solidFill>
+                          <a:srgbClr val="FFFFFF"/>
+                        </a:solidFill>
+                        <a:ln w="9525">
+                          <a:noFill/>
+                          <a:miter lim="800000"/>
+                          <a:headEnd/>
+                          <a:tailEnd/>
+                        </a:ln>
+                      </wps:spPr>
+                      <wps:txbx>
+                        <w:txbxContent>
+                          <w:p>
+                            <w:r>
+                              <w:rPr>
+                                <w:rFonts w:ascii="Arial" w:hAnsi="Arial" w:cs="Arial"/>
+                                <w:sz w:val="22"/>
+                                <w:szCs w:val="22"/>
+                                <w:lang w:val="en-US"/>
+                              </w:rPr>
+                              <w:t>e. Keputusan...</w:t>
+                            </w:r>
+                          </w:p>
+                        </w:txbxContent>
+                      </wps:txbx>
+                      <wps:bodyPr rot="0" vert="horz" wrap="square" lIns="91440" tIns="45720" rIns="91440" bIns="45720" anchor="t" anchorCtr="0">
+                        <a:noAutofit/>
+                      </wps:bodyPr>
+                    </wps:wsp>
+                  </a:graphicData>
+                </a:graphic>
+                <wp14:sizeRelH relativeFrom="margin">
+                  <wp14:pctWidth>0</wp14:pctWidth>
+                </wp14:sizeRelH>
+                <wp14:sizeRelV relativeFrom="margin">
+                  <wp14:pctHeight>0</wp14:pctHeight>
+                </wp14:sizeRelV>
+              </wp:anchor>
+            </w:drawing>
+          </mc:Choice>
+          <mc:Fallback>
+            <w:pict>
+              <v:shapetype w14:anchorId="3A647A86" id="_x0000_t202" coordsize="21600,21600" o:spt="202" path="m,l,21600r21600,l21600,xe">
+                <v:stroke joinstyle="miter"/>
+                <v:path gradientshapeok="t" o:connecttype="rect"/>
+              </v:shapetype>
+              <v:shape id="Text Box 2" o:spid="_x0000_s1026" type="#_x0000_t202" style="position:absolute;left:0;text-align:left;margin-left:43.2pt;margin-top:0;width:94.4pt;height:22.4pt;z-index:251659264;visibility:visible;mso-wrap-style:square;mso-width-percent:0;mso-height-percent:0;mso-wrap-distance-left:9pt;mso-wrap-distance-top:3.6pt;mso-wrap-distance-right:9pt;mso-wrap-distance-bottom:3.6pt;mso-position-horizontal:right;mso-position-horizontal-relative:margin;mso-position-vertical:bottom;mso-position-vertical-relative:margin;mso-width-percent:0;mso-height-percent:0;mso-width-relative:margin;mso-height-relative:margin;v-text-anchor:top" o:gfxdata="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" stroked="f">
+                <v:textbox>
+                  <w:txbxContent>
+                    <w:p>
+                      <w:r>
+                        <w:rPr>
+                          <w:rFonts w:ascii="Arial" w:hAnsi="Arial" w:cs="Arial"/>
+                          <w:sz w:val="22"/>
+                          <w:szCs w:val="22"/>
+                          <w:lang w:val="en-US"/>
+                        </w:rPr>
+                        <w:t>e. Keputusan...</w:t>
+                      </w:r>
+                    </w:p>
+                  </w:txbxContent>
+                </v:textbox>
+                <w10:wrap type="square" anchorx="margin" anchory="margin"/>
+              </v:shape>
+            </w:pict>
+          </mc:Fallback>
+        </mc:AlternateContent>
       </w:r>
     </w:p>
     <w:p>
@@ -2513,560 +2609,560 @@
           <w:sz w:val="22"/>
           <w:szCs w:val="22"/>
         </w:rPr>
+        <w:t>K</w:t>
+      </w:r>
+      <w:r>
+        <w:rPr>
+          <w:rFonts w:ascii="Arial" w:eastAsia="Arial" w:hAnsi="Arial" w:cs="Arial"/>
+          <w:spacing w:val="2"/>
+          <w:sz w:val="22"/>
+          <w:szCs w:val="22"/>
+        </w:rPr>
+        <w:t>epu</w:t>
+      </w:r>
+      <w:r>
+        <w:rPr>
+          <w:rFonts w:ascii="Arial" w:eastAsia="Arial" w:hAnsi="Arial" w:cs="Arial"/>
+          <w:spacing w:val="-6"/>
+          <w:sz w:val="22"/>
+          <w:szCs w:val="22"/>
+        </w:rPr>
+        <w:t>t</w:t>
+      </w:r>
+      <w:r>
+        <w:rPr>
+          <w:rFonts w:ascii="Arial" w:eastAsia="Arial" w:hAnsi="Arial" w:cs="Arial"/>
+          <w:spacing w:val="2"/>
+          <w:sz w:val="22"/>
+          <w:szCs w:val="22"/>
+        </w:rPr>
+        <w:t>u</w:t>
+      </w:r>
+      <w:r>
+        <w:rPr>
+          <w:rFonts w:ascii="Arial" w:eastAsia="Arial" w:hAnsi="Arial" w:cs="Arial"/>
+          <w:sz w:val="22"/>
+          <w:szCs w:val="22"/>
+        </w:rPr>
+        <w:t>s</w:t>
+      </w:r>
+      <w:r>
+        <w:rPr>
+          <w:rFonts w:ascii="Arial" w:eastAsia="Arial" w:hAnsi="Arial" w:cs="Arial"/>
+          <w:spacing w:val="-2"/>
+          <w:sz w:val="22"/>
+          <w:szCs w:val="22"/>
+        </w:rPr>
+        <w:t>a</w:t>
+      </w:r>
+      <w:r>
+        <w:rPr>
+          <w:rFonts w:ascii="Arial" w:eastAsia="Arial" w:hAnsi="Arial" w:cs="Arial"/>
+          <w:sz w:val="22"/>
+          <w:szCs w:val="22"/>
+        </w:rPr>
+        <w:t xml:space="preserve">n </w:t>
+      </w:r>
+      <w:r>
+        <w:rPr>
+          <w:rFonts w:ascii="Arial" w:eastAsia="Arial" w:hAnsi="Arial" w:cs="Arial"/>
+          <w:spacing w:val="-2"/>
+          <w:sz w:val="22"/>
+          <w:szCs w:val="22"/>
+        </w:rPr>
+        <w:t>K</w:t>
+      </w:r>
+      <w:r>
+        <w:rPr>
+          <w:rFonts w:ascii="Arial" w:eastAsia="Arial" w:hAnsi="Arial" w:cs="Arial"/>
+          <w:spacing w:val="2"/>
+          <w:sz w:val="22"/>
+          <w:szCs w:val="22"/>
+        </w:rPr>
+        <w:t>ep</w:t>
+      </w:r>
+      <w:r>
+        <w:rPr>
+          <w:rFonts w:ascii="Arial" w:eastAsia="Arial" w:hAnsi="Arial" w:cs="Arial"/>
+          <w:spacing w:val="-2"/>
+          <w:sz w:val="22"/>
+          <w:szCs w:val="22"/>
+        </w:rPr>
+        <w:t>a</w:t>
+      </w:r>
+      <w:r>
+        <w:rPr>
+          <w:rFonts w:ascii="Arial" w:eastAsia="Arial" w:hAnsi="Arial" w:cs="Arial"/>
+          <w:spacing w:val="1"/>
+          <w:sz w:val="22"/>
+          <w:szCs w:val="22"/>
+        </w:rPr>
+        <w:t>l</w:t>
+      </w:r>
+      <w:r>
+        <w:rPr>
+          <w:rFonts w:ascii="Arial" w:eastAsia="Arial" w:hAnsi="Arial" w:cs="Arial"/>
+          <w:sz w:val="22"/>
+          <w:szCs w:val="22"/>
+        </w:rPr>
+        <w:t xml:space="preserve">a </w:t>
+      </w:r>
+      <w:r>
+        <w:rPr>
+          <w:rFonts w:ascii="Arial" w:eastAsia="Arial" w:hAnsi="Arial" w:cs="Arial"/>
+          <w:spacing w:val="-2"/>
+          <w:sz w:val="22"/>
+          <w:szCs w:val="22"/>
+        </w:rPr>
+        <w:t>BP</w:t>
+      </w:r>
+      <w:r>
+        <w:rPr>
+          <w:rFonts w:ascii="Arial" w:eastAsia="Arial" w:hAnsi="Arial" w:cs="Arial"/>
+          <w:spacing w:val="2"/>
+          <w:sz w:val="22"/>
+          <w:szCs w:val="22"/>
+        </w:rPr>
+        <w:t>2</w:t>
+      </w:r>
+      <w:r>
+        <w:rPr>
+          <w:rFonts w:ascii="Arial" w:eastAsia="Arial" w:hAnsi="Arial" w:cs="Arial"/>
+          <w:sz w:val="22"/>
+          <w:szCs w:val="22"/>
+        </w:rPr>
+        <w:t xml:space="preserve">JK </w:t>
+      </w:r>
+      <w:r>
+        <w:rPr>
+          <w:rFonts w:ascii="Arial" w:eastAsia="Arial" w:hAnsi="Arial" w:cs="Arial"/>
+          <w:spacing w:val="2"/>
+          <w:sz w:val="22"/>
+          <w:szCs w:val="22"/>
+        </w:rPr>
+        <w:t>W</w:t>
+      </w:r>
+      <w:r>
+        <w:rPr>
+          <w:rFonts w:ascii="Arial" w:eastAsia="Arial" w:hAnsi="Arial" w:cs="Arial"/>
+          <w:spacing w:val="1"/>
+          <w:sz w:val="22"/>
+          <w:szCs w:val="22"/>
+        </w:rPr>
+        <w:t>il</w:t>
+      </w:r>
+      <w:r>
+        <w:rPr>
+          <w:rFonts w:ascii="Arial" w:eastAsia="Arial" w:hAnsi="Arial" w:cs="Arial"/>
+          <w:spacing w:val="2"/>
+          <w:sz w:val="22"/>
+          <w:szCs w:val="22"/>
+        </w:rPr>
+        <w:t>a</w:t>
+      </w:r>
+      <w:r>
+        <w:rPr>
+          <w:rFonts w:ascii="Arial" w:eastAsia="Arial" w:hAnsi="Arial" w:cs="Arial"/>
+          <w:spacing w:val="-5"/>
+          <w:sz w:val="22"/>
+          <w:szCs w:val="22"/>
+        </w:rPr>
+        <w:t>y</w:t>
+      </w:r>
+      <w:r>
+        <w:rPr>
+          <w:rFonts w:ascii="Arial" w:eastAsia="Arial" w:hAnsi="Arial" w:cs="Arial"/>
+          <w:spacing w:val="2"/>
+          <w:sz w:val="22"/>
+          <w:szCs w:val="22"/>
+        </w:rPr>
+        <w:t>a</w:t>
+      </w:r>
+      <w:r>
+        <w:rPr>
+          <w:rFonts w:ascii="Arial" w:eastAsia="Arial" w:hAnsi="Arial" w:cs="Arial"/>
+          <w:sz w:val="22"/>
+          <w:szCs w:val="22"/>
+        </w:rPr>
+        <w:t>h Kalimantan Selatan/Kepala UPTPBJ Kalimantan Selatan Kementerian Pekerjaan Umum</w:t>
+      </w:r>
+      <w:r>
+        <w:rPr>
+          <w:rFonts w:ascii="Arial" w:eastAsia="Arial" w:hAnsi="Arial" w:cs="Arial"/>
+          <w:spacing w:val="1"/>
+          <w:sz w:val="22"/>
+          <w:szCs w:val="22"/>
+        </w:rPr>
+        <w:t xml:space="preserve"> </w:t>
+      </w:r>
+      <w:r>
+        <w:rPr>
+          <w:rFonts w:ascii="Arial" w:eastAsia="Arial" w:hAnsi="Arial" w:cs="Arial"/>
+          <w:spacing w:val="1"/>
+          <w:sz w:val="22"/>
+          <w:szCs w:val="22"/>
+        </w:rPr>
+        <w:t>N</w:t>
+      </w:r>
+      <w:r>
+        <w:rPr>
+          <w:rFonts w:ascii="Arial" w:eastAsia="Arial" w:hAnsi="Arial" w:cs="Arial"/>
+          <w:spacing w:val="2"/>
+          <w:sz w:val="22"/>
+          <w:szCs w:val="22"/>
+        </w:rPr>
+        <w:t>o</w:t>
+      </w:r>
+      <w:r>
+        <w:rPr>
+          <w:rFonts w:ascii="Arial" w:eastAsia="Arial" w:hAnsi="Arial" w:cs="Arial"/>
+          <w:spacing w:val="-3"/>
+          <w:sz w:val="22"/>
+          <w:szCs w:val="22"/>
+        </w:rPr>
+        <w:t>m</w:t>
+      </w:r>
+      <w:r>
+        <w:rPr>
+          <w:rFonts w:ascii="Arial" w:eastAsia="Arial" w:hAnsi="Arial" w:cs="Arial"/>
+          <w:spacing w:val="2"/>
+          <w:sz w:val="22"/>
+          <w:szCs w:val="22"/>
+        </w:rPr>
+        <w:t>o</w:t>
+      </w:r>
+      <w:r>
+        <w:rPr>
+          <w:rFonts w:ascii="Arial" w:eastAsia="Arial" w:hAnsi="Arial" w:cs="Arial"/>
+          <w:sz w:val="22"/>
+          <w:szCs w:val="22"/>
+        </w:rPr>
+        <w:t xml:space="preserve">r </w:t>
+      </w:r>
+      <w:r>
+        <w:rPr>
+          <w:rFonts w:ascii="Arial" w:eastAsia="Arial" w:hAnsi="Arial" w:cs="Arial"/>
+          <w:sz w:val="22"/>
+          <w:szCs w:val="22"/>
+        </w:rPr>
+        <w:t>{nomor_sk_pokja}</w:t>
+      </w:r>
+      <w:r>
+        <w:rPr>
+          <w:rFonts w:ascii="Arial" w:eastAsia="Arial" w:hAnsi="Arial" w:cs="Arial"/>
+          <w:sz w:val="22"/>
+          <w:szCs w:val="22"/>
+        </w:rPr>
+        <w:t xml:space="preserve"> </w:t>
+      </w:r>
+      <w:r>
+        <w:rPr>
+          <w:rFonts w:ascii="Arial" w:eastAsia="Arial" w:hAnsi="Arial" w:cs="Arial"/>
+          <w:spacing w:val="-1"/>
+          <w:sz w:val="22"/>
+          <w:szCs w:val="22"/>
+        </w:rPr>
+        <w:t>t</w:t>
+      </w:r>
+      <w:r>
+        <w:rPr>
+          <w:rFonts w:ascii="Arial" w:eastAsia="Arial" w:hAnsi="Arial" w:cs="Arial"/>
+          <w:spacing w:val="2"/>
+          <w:sz w:val="22"/>
+          <w:szCs w:val="22"/>
+        </w:rPr>
+        <w:t>an</w:t>
+      </w:r>
+      <w:r>
+        <w:rPr>
+          <w:rFonts w:ascii="Arial" w:eastAsia="Arial" w:hAnsi="Arial" w:cs="Arial"/>
+          <w:spacing w:val="-2"/>
+          <w:sz w:val="22"/>
+          <w:szCs w:val="22"/>
+        </w:rPr>
+        <w:t>gg</w:t>
+      </w:r>
+      <w:r>
+        <w:rPr>
+          <w:rFonts w:ascii="Arial" w:eastAsia="Arial" w:hAnsi="Arial" w:cs="Arial"/>
+          <w:spacing w:val="2"/>
+          <w:sz w:val="22"/>
+          <w:szCs w:val="22"/>
+        </w:rPr>
+        <w:t>a</w:t>
+      </w:r>
+      <w:r>
+        <w:rPr>
+          <w:rFonts w:ascii="Arial" w:eastAsia="Arial" w:hAnsi="Arial" w:cs="Arial"/>
+          <w:sz w:val="22"/>
+          <w:szCs w:val="22"/>
+        </w:rPr>
+        <w:t>l</w:t>
+      </w:r>
+      <w:r>
+        <w:rPr>
+          <w:rFonts w:ascii="Arial" w:eastAsia="Arial" w:hAnsi="Arial" w:cs="Arial"/>
+          <w:spacing w:val="4"/>
+          <w:sz w:val="22"/>
+          <w:szCs w:val="22"/>
+        </w:rPr>
+        <w:t xml:space="preserve"> </w:t>
+      </w:r>
+      <w:r>
+        <w:rPr>
+          <w:rFonts w:ascii="Arial" w:eastAsia="Arial" w:hAnsi="Arial" w:cs="Arial"/>
+          <w:sz w:val="22"/>
+          <w:szCs w:val="22"/>
+        </w:rPr>
+        <w:t>{tanggal_sk_pokja}</w:t>
+      </w:r>
+      <w:r>
+        <w:rPr>
+          <w:rFonts w:ascii="Arial" w:eastAsia="Arial" w:hAnsi="Arial" w:cs="Arial"/>
+          <w:spacing w:val="-2"/>
+          <w:sz w:val="22"/>
+          <w:szCs w:val="22"/>
+        </w:rPr>
+        <w:t xml:space="preserve"> </w:t>
+      </w:r>
+      <w:r>
+        <w:rPr>
+          <w:rFonts w:ascii="Arial" w:eastAsia="Arial" w:hAnsi="Arial" w:cs="Arial"/>
+          <w:spacing w:val="-1"/>
+          <w:sz w:val="22"/>
+          <w:szCs w:val="22"/>
+        </w:rPr>
+        <w:t>t</w:t>
+      </w:r>
+      <w:r>
+        <w:rPr>
+          <w:rFonts w:ascii="Arial" w:eastAsia="Arial" w:hAnsi="Arial" w:cs="Arial"/>
+          <w:spacing w:val="2"/>
+          <w:sz w:val="22"/>
+          <w:szCs w:val="22"/>
+        </w:rPr>
+        <w:t>en</w:t>
+      </w:r>
+      <w:r>
+        <w:rPr>
+          <w:rFonts w:ascii="Arial" w:eastAsia="Arial" w:hAnsi="Arial" w:cs="Arial"/>
+          <w:spacing w:val="-6"/>
+          <w:sz w:val="22"/>
+          <w:szCs w:val="22"/>
+        </w:rPr>
+        <w:t>t</w:t>
+      </w:r>
+      <w:r>
+        <w:rPr>
+          <w:rFonts w:ascii="Arial" w:eastAsia="Arial" w:hAnsi="Arial" w:cs="Arial"/>
+          <w:spacing w:val="2"/>
+          <w:sz w:val="22"/>
+          <w:szCs w:val="22"/>
+        </w:rPr>
+        <w:t>an</w:t>
+      </w:r>
+      <w:r>
+        <w:rPr>
+          <w:rFonts w:ascii="Arial" w:eastAsia="Arial" w:hAnsi="Arial" w:cs="Arial"/>
+          <w:sz w:val="22"/>
+          <w:szCs w:val="22"/>
+        </w:rPr>
+        <w:t xml:space="preserve">g </w:t>
+      </w:r>
+      <w:r>
+        <w:rPr>
+          <w:rFonts w:ascii="Arial" w:eastAsia="Arial" w:hAnsi="Arial" w:cs="Arial"/>
+          <w:spacing w:val="-2"/>
+          <w:sz w:val="22"/>
+          <w:szCs w:val="22"/>
+        </w:rPr>
+        <w:t>P</w:t>
+      </w:r>
+      <w:r>
+        <w:rPr>
+          <w:rFonts w:ascii="Arial" w:eastAsia="Arial" w:hAnsi="Arial" w:cs="Arial"/>
+          <w:spacing w:val="2"/>
+          <w:sz w:val="22"/>
+          <w:szCs w:val="22"/>
+        </w:rPr>
+        <w:t>e</w:t>
+      </w:r>
+      <w:r>
+        <w:rPr>
+          <w:rFonts w:ascii="Arial" w:eastAsia="Arial" w:hAnsi="Arial" w:cs="Arial"/>
+          <w:spacing w:val="-2"/>
+          <w:sz w:val="22"/>
+          <w:szCs w:val="22"/>
+        </w:rPr>
+        <w:t>n</w:t>
+      </w:r>
+      <w:r>
+        <w:rPr>
+          <w:rFonts w:ascii="Arial" w:eastAsia="Arial" w:hAnsi="Arial" w:cs="Arial"/>
+          <w:spacing w:val="2"/>
+          <w:sz w:val="22"/>
+          <w:szCs w:val="22"/>
+        </w:rPr>
+        <w:t>e</w:t>
+      </w:r>
+      <w:r>
+        <w:rPr>
+          <w:rFonts w:ascii="Arial" w:eastAsia="Arial" w:hAnsi="Arial" w:cs="Arial"/>
+          <w:spacing w:val="-1"/>
+          <w:sz w:val="22"/>
+          <w:szCs w:val="22"/>
+        </w:rPr>
+        <w:t>t</w:t>
+      </w:r>
+      <w:r>
+        <w:rPr>
+          <w:rFonts w:ascii="Arial" w:eastAsia="Arial" w:hAnsi="Arial" w:cs="Arial"/>
+          <w:spacing w:val="2"/>
+          <w:sz w:val="22"/>
+          <w:szCs w:val="22"/>
+        </w:rPr>
+        <w:t>a</w:t>
+      </w:r>
+      <w:r>
+        <w:rPr>
+          <w:rFonts w:ascii="Arial" w:eastAsia="Arial" w:hAnsi="Arial" w:cs="Arial"/>
+          <w:spacing w:val="-2"/>
+          <w:sz w:val="22"/>
+          <w:szCs w:val="22"/>
+        </w:rPr>
+        <w:t>pa</w:t>
+      </w:r>
+      <w:r>
+        <w:rPr>
+          <w:rFonts w:ascii="Arial" w:eastAsia="Arial" w:hAnsi="Arial" w:cs="Arial"/>
+          <w:sz w:val="22"/>
+          <w:szCs w:val="22"/>
+        </w:rPr>
+        <w:t>n</w:t>
+      </w:r>
+      <w:r>
+        <w:rPr>
+          <w:rFonts w:ascii="Arial" w:eastAsia="Arial" w:hAnsi="Arial" w:cs="Arial"/>
+          <w:spacing w:val="3"/>
+          <w:sz w:val="22"/>
+          <w:szCs w:val="22"/>
+        </w:rPr>
+        <w:t xml:space="preserve"> </w:t>
+      </w:r>
+      <w:r>
+        <w:rPr>
+          <w:rFonts w:ascii="Arial" w:eastAsia="Arial" w:hAnsi="Arial" w:cs="Arial"/>
+          <w:spacing w:val="2"/>
+          <w:sz w:val="22"/>
+          <w:szCs w:val="22"/>
+        </w:rPr>
+        <w:t>d</w:t>
+      </w:r>
+      <w:r>
+        <w:rPr>
+          <w:rFonts w:ascii="Arial" w:eastAsia="Arial" w:hAnsi="Arial" w:cs="Arial"/>
+          <w:spacing w:val="-2"/>
+          <w:sz w:val="22"/>
+          <w:szCs w:val="22"/>
+        </w:rPr>
+        <w:t>a</w:t>
+      </w:r>
+      <w:r>
+        <w:rPr>
+          <w:rFonts w:ascii="Arial" w:eastAsia="Arial" w:hAnsi="Arial" w:cs="Arial"/>
+          <w:sz w:val="22"/>
+          <w:szCs w:val="22"/>
+        </w:rPr>
+        <w:t>n</w:t>
+      </w:r>
+      <w:r>
+        <w:rPr>
+          <w:rFonts w:ascii="Arial" w:eastAsia="Arial" w:hAnsi="Arial" w:cs="Arial"/>
+          <w:spacing w:val="3"/>
+          <w:sz w:val="22"/>
+          <w:szCs w:val="22"/>
+        </w:rPr>
+        <w:t xml:space="preserve"> </w:t>
+      </w:r>
+      <w:r>
+        <w:rPr>
+          <w:rFonts w:ascii="Arial" w:eastAsia="Arial" w:hAnsi="Arial" w:cs="Arial"/>
+          <w:spacing w:val="1"/>
+          <w:sz w:val="22"/>
+          <w:szCs w:val="22"/>
+        </w:rPr>
+        <w:t>P</w:t>
+      </w:r>
+      <w:r>
+        <w:rPr>
+          <w:rFonts w:ascii="Arial" w:eastAsia="Arial" w:hAnsi="Arial" w:cs="Arial"/>
+          <w:spacing w:val="2"/>
+          <w:sz w:val="22"/>
+          <w:szCs w:val="22"/>
+        </w:rPr>
+        <w:t>enu</w:t>
+      </w:r>
+      <w:r>
+        <w:rPr>
+          <w:rFonts w:ascii="Arial" w:eastAsia="Arial" w:hAnsi="Arial" w:cs="Arial"/>
+          <w:spacing w:val="-2"/>
+          <w:sz w:val="22"/>
+          <w:szCs w:val="22"/>
+        </w:rPr>
+        <w:t>g</w:t>
+      </w:r>
+      <w:r>
+        <w:rPr>
+          <w:rFonts w:ascii="Arial" w:eastAsia="Arial" w:hAnsi="Arial" w:cs="Arial"/>
+          <w:spacing w:val="2"/>
+          <w:sz w:val="22"/>
+          <w:szCs w:val="22"/>
+        </w:rPr>
+        <w:t>a</w:t>
+      </w:r>
+      <w:r>
+        <w:rPr>
+          <w:rFonts w:ascii="Arial" w:eastAsia="Arial" w:hAnsi="Arial" w:cs="Arial"/>
+          <w:spacing w:val="-5"/>
+          <w:sz w:val="22"/>
+          <w:szCs w:val="22"/>
+        </w:rPr>
+        <w:t>s</w:t>
+      </w:r>
+      <w:r>
+        <w:rPr>
+          <w:rFonts w:ascii="Arial" w:eastAsia="Arial" w:hAnsi="Arial" w:cs="Arial"/>
+          <w:spacing w:val="2"/>
+          <w:sz w:val="22"/>
+          <w:szCs w:val="22"/>
+        </w:rPr>
+        <w:t>a</w:t>
+      </w:r>
+      <w:r>
+        <w:rPr>
+          <w:rFonts w:ascii="Arial" w:eastAsia="Arial" w:hAnsi="Arial" w:cs="Arial"/>
+          <w:sz w:val="22"/>
+          <w:szCs w:val="22"/>
+        </w:rPr>
+        <w:t>n</w:t>
+      </w:r>
+      <w:r>
+        <w:rPr>
+          <w:rFonts w:ascii="Arial" w:eastAsia="Arial" w:hAnsi="Arial" w:cs="Arial"/>
+          <w:spacing w:val="3"/>
+          <w:sz w:val="22"/>
+          <w:szCs w:val="22"/>
+        </w:rPr>
+        <w:t xml:space="preserve"> </w:t>
+      </w:r>
+      <w:r>
+        <w:rPr>
+          <w:rFonts w:ascii="Arial" w:eastAsia="Arial" w:hAnsi="Arial" w:cs="Arial"/>
+          <w:spacing w:val="-2"/>
+          <w:sz w:val="22"/>
+          <w:szCs w:val="22"/>
+        </w:rPr>
         <w:lastRenderedPageBreak/>
-        <w:t>K</w:t>
-      </w:r>
-      <w:r>
-        <w:rPr>
-          <w:rFonts w:ascii="Arial" w:eastAsia="Arial" w:hAnsi="Arial" w:cs="Arial"/>
-          <w:spacing w:val="2"/>
-          <w:sz w:val="22"/>
-          <w:szCs w:val="22"/>
-        </w:rPr>
-        <w:t>epu</w:t>
-      </w:r>
-      <w:r>
-        <w:rPr>
-          <w:rFonts w:ascii="Arial" w:eastAsia="Arial" w:hAnsi="Arial" w:cs="Arial"/>
-          <w:spacing w:val="-6"/>
-          <w:sz w:val="22"/>
-          <w:szCs w:val="22"/>
-        </w:rPr>
-        <w:t>t</w:t>
-      </w:r>
-      <w:r>
-        <w:rPr>
-          <w:rFonts w:ascii="Arial" w:eastAsia="Arial" w:hAnsi="Arial" w:cs="Arial"/>
-          <w:spacing w:val="2"/>
-          <w:sz w:val="22"/>
-          <w:szCs w:val="22"/>
-        </w:rPr>
-        <w:t>u</w:t>
-      </w:r>
-      <w:r>
-        <w:rPr>
-          <w:rFonts w:ascii="Arial" w:eastAsia="Arial" w:hAnsi="Arial" w:cs="Arial"/>
-          <w:sz w:val="22"/>
-          <w:szCs w:val="22"/>
-        </w:rPr>
-        <w:t>s</w:t>
-      </w:r>
-      <w:r>
-        <w:rPr>
-          <w:rFonts w:ascii="Arial" w:eastAsia="Arial" w:hAnsi="Arial" w:cs="Arial"/>
-          <w:spacing w:val="-2"/>
-          <w:sz w:val="22"/>
-          <w:szCs w:val="22"/>
-        </w:rPr>
-        <w:t>a</w:t>
-      </w:r>
-      <w:r>
-        <w:rPr>
-          <w:rFonts w:ascii="Arial" w:eastAsia="Arial" w:hAnsi="Arial" w:cs="Arial"/>
-          <w:sz w:val="22"/>
-          <w:szCs w:val="22"/>
-        </w:rPr>
-        <w:t xml:space="preserve">n </w:t>
-      </w:r>
-      <w:r>
-        <w:rPr>
-          <w:rFonts w:ascii="Arial" w:eastAsia="Arial" w:hAnsi="Arial" w:cs="Arial"/>
-          <w:spacing w:val="-2"/>
-          <w:sz w:val="22"/>
-          <w:szCs w:val="22"/>
-        </w:rPr>
-        <w:t>K</w:t>
-      </w:r>
-      <w:r>
-        <w:rPr>
-          <w:rFonts w:ascii="Arial" w:eastAsia="Arial" w:hAnsi="Arial" w:cs="Arial"/>
-          <w:spacing w:val="2"/>
-          <w:sz w:val="22"/>
-          <w:szCs w:val="22"/>
-        </w:rPr>
-        <w:t>ep</w:t>
-      </w:r>
-      <w:r>
-        <w:rPr>
-          <w:rFonts w:ascii="Arial" w:eastAsia="Arial" w:hAnsi="Arial" w:cs="Arial"/>
-          <w:spacing w:val="-2"/>
-          <w:sz w:val="22"/>
-          <w:szCs w:val="22"/>
-        </w:rPr>
-        <w:t>a</w:t>
-      </w:r>
-      <w:r>
-        <w:rPr>
-          <w:rFonts w:ascii="Arial" w:eastAsia="Arial" w:hAnsi="Arial" w:cs="Arial"/>
-          <w:spacing w:val="1"/>
-          <w:sz w:val="22"/>
-          <w:szCs w:val="22"/>
-        </w:rPr>
-        <w:t>l</w:t>
-      </w:r>
-      <w:r>
-        <w:rPr>
-          <w:rFonts w:ascii="Arial" w:eastAsia="Arial" w:hAnsi="Arial" w:cs="Arial"/>
-          <w:sz w:val="22"/>
-          <w:szCs w:val="22"/>
-        </w:rPr>
-        <w:t xml:space="preserve">a </w:t>
-      </w:r>
-      <w:r>
-        <w:rPr>
-          <w:rFonts w:ascii="Arial" w:eastAsia="Arial" w:hAnsi="Arial" w:cs="Arial"/>
-          <w:spacing w:val="-2"/>
-          <w:sz w:val="22"/>
-          <w:szCs w:val="22"/>
-        </w:rPr>
-        <w:t>BP</w:t>
-      </w:r>
-      <w:r>
-        <w:rPr>
-          <w:rFonts w:ascii="Arial" w:eastAsia="Arial" w:hAnsi="Arial" w:cs="Arial"/>
-          <w:spacing w:val="2"/>
-          <w:sz w:val="22"/>
-          <w:szCs w:val="22"/>
-        </w:rPr>
-        <w:t>2</w:t>
-      </w:r>
-      <w:r>
-        <w:rPr>
-          <w:rFonts w:ascii="Arial" w:eastAsia="Arial" w:hAnsi="Arial" w:cs="Arial"/>
-          <w:sz w:val="22"/>
-          <w:szCs w:val="22"/>
-        </w:rPr>
-        <w:t xml:space="preserve">JK </w:t>
-      </w:r>
-      <w:r>
-        <w:rPr>
-          <w:rFonts w:ascii="Arial" w:eastAsia="Arial" w:hAnsi="Arial" w:cs="Arial"/>
-          <w:spacing w:val="2"/>
-          <w:sz w:val="22"/>
-          <w:szCs w:val="22"/>
-        </w:rPr>
-        <w:t>W</w:t>
-      </w:r>
-      <w:r>
-        <w:rPr>
-          <w:rFonts w:ascii="Arial" w:eastAsia="Arial" w:hAnsi="Arial" w:cs="Arial"/>
-          <w:spacing w:val="1"/>
-          <w:sz w:val="22"/>
-          <w:szCs w:val="22"/>
-        </w:rPr>
-        <w:t>il</w:t>
-      </w:r>
-      <w:r>
-        <w:rPr>
-          <w:rFonts w:ascii="Arial" w:eastAsia="Arial" w:hAnsi="Arial" w:cs="Arial"/>
-          <w:spacing w:val="2"/>
-          <w:sz w:val="22"/>
-          <w:szCs w:val="22"/>
-        </w:rPr>
-        <w:t>a</w:t>
-      </w:r>
-      <w:r>
-        <w:rPr>
-          <w:rFonts w:ascii="Arial" w:eastAsia="Arial" w:hAnsi="Arial" w:cs="Arial"/>
-          <w:spacing w:val="-5"/>
-          <w:sz w:val="22"/>
-          <w:szCs w:val="22"/>
-        </w:rPr>
-        <w:t>y</w:t>
-      </w:r>
-      <w:r>
-        <w:rPr>
-          <w:rFonts w:ascii="Arial" w:eastAsia="Arial" w:hAnsi="Arial" w:cs="Arial"/>
-          <w:spacing w:val="2"/>
-          <w:sz w:val="22"/>
-          <w:szCs w:val="22"/>
-        </w:rPr>
-        <w:t>a</w:t>
-      </w:r>
-      <w:r>
-        <w:rPr>
-          <w:rFonts w:ascii="Arial" w:eastAsia="Arial" w:hAnsi="Arial" w:cs="Arial"/>
-          <w:sz w:val="22"/>
-          <w:szCs w:val="22"/>
-        </w:rPr>
-        <w:t>h Kalimantan Selatan/Kepala UPTPBJ Kalimantan Selatan Kementerian Pekerjaan Umum</w:t>
-      </w:r>
-      <w:r>
-        <w:rPr>
-          <w:rFonts w:ascii="Arial" w:eastAsia="Arial" w:hAnsi="Arial" w:cs="Arial"/>
-          <w:spacing w:val="1"/>
-          <w:sz w:val="22"/>
-          <w:szCs w:val="22"/>
-        </w:rPr>
-        <w:t xml:space="preserve"> </w:t>
-      </w:r>
-      <w:r>
-        <w:rPr>
-          <w:rFonts w:ascii="Arial" w:eastAsia="Arial" w:hAnsi="Arial" w:cs="Arial"/>
-          <w:spacing w:val="1"/>
-          <w:sz w:val="22"/>
-          <w:szCs w:val="22"/>
-        </w:rPr>
-        <w:t>N</w:t>
-      </w:r>
-      <w:r>
-        <w:rPr>
-          <w:rFonts w:ascii="Arial" w:eastAsia="Arial" w:hAnsi="Arial" w:cs="Arial"/>
-          <w:spacing w:val="2"/>
-          <w:sz w:val="22"/>
-          <w:szCs w:val="22"/>
-        </w:rPr>
-        <w:t>o</w:t>
-      </w:r>
-      <w:r>
-        <w:rPr>
-          <w:rFonts w:ascii="Arial" w:eastAsia="Arial" w:hAnsi="Arial" w:cs="Arial"/>
-          <w:spacing w:val="-3"/>
-          <w:sz w:val="22"/>
-          <w:szCs w:val="22"/>
-        </w:rPr>
-        <w:t>m</w:t>
-      </w:r>
-      <w:r>
-        <w:rPr>
-          <w:rFonts w:ascii="Arial" w:eastAsia="Arial" w:hAnsi="Arial" w:cs="Arial"/>
-          <w:spacing w:val="2"/>
-          <w:sz w:val="22"/>
-          <w:szCs w:val="22"/>
-        </w:rPr>
-        <w:t>o</w:t>
-      </w:r>
-      <w:r>
-        <w:rPr>
-          <w:rFonts w:ascii="Arial" w:eastAsia="Arial" w:hAnsi="Arial" w:cs="Arial"/>
-          <w:sz w:val="22"/>
-          <w:szCs w:val="22"/>
-        </w:rPr>
-        <w:t xml:space="preserve">r </w:t>
-      </w:r>
-      <w:r>
-        <w:rPr>
-          <w:rFonts w:ascii="Arial" w:eastAsia="Arial" w:hAnsi="Arial" w:cs="Arial"/>
-          <w:sz w:val="22"/>
-          <w:szCs w:val="22"/>
-        </w:rPr>
-        <w:t>{nomor_sk_pokja}</w:t>
-      </w:r>
-      <w:r>
-        <w:rPr>
-          <w:rFonts w:ascii="Arial" w:eastAsia="Arial" w:hAnsi="Arial" w:cs="Arial"/>
-          <w:sz w:val="22"/>
-          <w:szCs w:val="22"/>
-        </w:rPr>
-        <w:t xml:space="preserve"> </w:t>
-      </w:r>
-      <w:r>
-        <w:rPr>
-          <w:rFonts w:ascii="Arial" w:eastAsia="Arial" w:hAnsi="Arial" w:cs="Arial"/>
-          <w:spacing w:val="-1"/>
-          <w:sz w:val="22"/>
-          <w:szCs w:val="22"/>
-        </w:rPr>
-        <w:t>t</w:t>
-      </w:r>
-      <w:r>
-        <w:rPr>
-          <w:rFonts w:ascii="Arial" w:eastAsia="Arial" w:hAnsi="Arial" w:cs="Arial"/>
-          <w:spacing w:val="2"/>
-          <w:sz w:val="22"/>
-          <w:szCs w:val="22"/>
-        </w:rPr>
-        <w:t>an</w:t>
-      </w:r>
-      <w:r>
-        <w:rPr>
-          <w:rFonts w:ascii="Arial" w:eastAsia="Arial" w:hAnsi="Arial" w:cs="Arial"/>
-          <w:spacing w:val="-2"/>
-          <w:sz w:val="22"/>
-          <w:szCs w:val="22"/>
-        </w:rPr>
-        <w:t>gg</w:t>
-      </w:r>
-      <w:r>
-        <w:rPr>
-          <w:rFonts w:ascii="Arial" w:eastAsia="Arial" w:hAnsi="Arial" w:cs="Arial"/>
-          <w:spacing w:val="2"/>
-          <w:sz w:val="22"/>
-          <w:szCs w:val="22"/>
-        </w:rPr>
-        <w:t>a</w:t>
-      </w:r>
-      <w:r>
-        <w:rPr>
-          <w:rFonts w:ascii="Arial" w:eastAsia="Arial" w:hAnsi="Arial" w:cs="Arial"/>
-          <w:sz w:val="22"/>
-          <w:szCs w:val="22"/>
-        </w:rPr>
-        <w:t>l</w:t>
-      </w:r>
-      <w:r>
-        <w:rPr>
-          <w:rFonts w:ascii="Arial" w:eastAsia="Arial" w:hAnsi="Arial" w:cs="Arial"/>
-          <w:spacing w:val="4"/>
-          <w:sz w:val="22"/>
-          <w:szCs w:val="22"/>
-        </w:rPr>
-        <w:t xml:space="preserve"> </w:t>
-      </w:r>
-      <w:r>
-        <w:rPr>
-          <w:rFonts w:ascii="Arial" w:eastAsia="Arial" w:hAnsi="Arial" w:cs="Arial"/>
-          <w:sz w:val="22"/>
-          <w:szCs w:val="22"/>
-        </w:rPr>
-        <w:t>{tanggal_sk_pokja}</w:t>
-      </w:r>
-      <w:r>
-        <w:rPr>
-          <w:rFonts w:ascii="Arial" w:eastAsia="Arial" w:hAnsi="Arial" w:cs="Arial"/>
-          <w:spacing w:val="-2"/>
-          <w:sz w:val="22"/>
-          <w:szCs w:val="22"/>
-        </w:rPr>
-        <w:t xml:space="preserve"> </w:t>
-      </w:r>
-      <w:r>
-        <w:rPr>
-          <w:rFonts w:ascii="Arial" w:eastAsia="Arial" w:hAnsi="Arial" w:cs="Arial"/>
-          <w:spacing w:val="-1"/>
-          <w:sz w:val="22"/>
-          <w:szCs w:val="22"/>
-        </w:rPr>
-        <w:t>t</w:t>
-      </w:r>
-      <w:r>
-        <w:rPr>
-          <w:rFonts w:ascii="Arial" w:eastAsia="Arial" w:hAnsi="Arial" w:cs="Arial"/>
-          <w:spacing w:val="2"/>
-          <w:sz w:val="22"/>
-          <w:szCs w:val="22"/>
-        </w:rPr>
-        <w:t>en</w:t>
-      </w:r>
-      <w:r>
-        <w:rPr>
-          <w:rFonts w:ascii="Arial" w:eastAsia="Arial" w:hAnsi="Arial" w:cs="Arial"/>
-          <w:spacing w:val="-6"/>
-          <w:sz w:val="22"/>
-          <w:szCs w:val="22"/>
-        </w:rPr>
-        <w:t>t</w:t>
-      </w:r>
-      <w:r>
-        <w:rPr>
-          <w:rFonts w:ascii="Arial" w:eastAsia="Arial" w:hAnsi="Arial" w:cs="Arial"/>
-          <w:spacing w:val="2"/>
-          <w:sz w:val="22"/>
-          <w:szCs w:val="22"/>
-        </w:rPr>
-        <w:t>an</w:t>
-      </w:r>
-      <w:r>
-        <w:rPr>
-          <w:rFonts w:ascii="Arial" w:eastAsia="Arial" w:hAnsi="Arial" w:cs="Arial"/>
-          <w:sz w:val="22"/>
-          <w:szCs w:val="22"/>
-        </w:rPr>
-        <w:t xml:space="preserve">g </w:t>
-      </w:r>
-      <w:r>
-        <w:rPr>
-          <w:rFonts w:ascii="Arial" w:eastAsia="Arial" w:hAnsi="Arial" w:cs="Arial"/>
-          <w:spacing w:val="-2"/>
-          <w:sz w:val="22"/>
-          <w:szCs w:val="22"/>
-        </w:rPr>
-        <w:t>P</w:t>
-      </w:r>
-      <w:r>
-        <w:rPr>
-          <w:rFonts w:ascii="Arial" w:eastAsia="Arial" w:hAnsi="Arial" w:cs="Arial"/>
-          <w:spacing w:val="2"/>
-          <w:sz w:val="22"/>
-          <w:szCs w:val="22"/>
-        </w:rPr>
-        <w:t>e</w:t>
-      </w:r>
-      <w:r>
-        <w:rPr>
-          <w:rFonts w:ascii="Arial" w:eastAsia="Arial" w:hAnsi="Arial" w:cs="Arial"/>
-          <w:spacing w:val="-2"/>
-          <w:sz w:val="22"/>
-          <w:szCs w:val="22"/>
-        </w:rPr>
-        <w:t>n</w:t>
-      </w:r>
-      <w:r>
-        <w:rPr>
-          <w:rFonts w:ascii="Arial" w:eastAsia="Arial" w:hAnsi="Arial" w:cs="Arial"/>
-          <w:spacing w:val="2"/>
-          <w:sz w:val="22"/>
-          <w:szCs w:val="22"/>
-        </w:rPr>
-        <w:t>e</w:t>
-      </w:r>
-      <w:r>
-        <w:rPr>
-          <w:rFonts w:ascii="Arial" w:eastAsia="Arial" w:hAnsi="Arial" w:cs="Arial"/>
-          <w:spacing w:val="-1"/>
-          <w:sz w:val="22"/>
-          <w:szCs w:val="22"/>
-        </w:rPr>
-        <w:t>t</w:t>
-      </w:r>
-      <w:r>
-        <w:rPr>
-          <w:rFonts w:ascii="Arial" w:eastAsia="Arial" w:hAnsi="Arial" w:cs="Arial"/>
-          <w:spacing w:val="2"/>
-          <w:sz w:val="22"/>
-          <w:szCs w:val="22"/>
-        </w:rPr>
-        <w:t>a</w:t>
-      </w:r>
-      <w:r>
-        <w:rPr>
-          <w:rFonts w:ascii="Arial" w:eastAsia="Arial" w:hAnsi="Arial" w:cs="Arial"/>
-          <w:spacing w:val="-2"/>
-          <w:sz w:val="22"/>
-          <w:szCs w:val="22"/>
-        </w:rPr>
-        <w:t>pa</w:t>
-      </w:r>
-      <w:r>
-        <w:rPr>
-          <w:rFonts w:ascii="Arial" w:eastAsia="Arial" w:hAnsi="Arial" w:cs="Arial"/>
-          <w:sz w:val="22"/>
-          <w:szCs w:val="22"/>
-        </w:rPr>
-        <w:t>n</w:t>
-      </w:r>
-      <w:r>
-        <w:rPr>
-          <w:rFonts w:ascii="Arial" w:eastAsia="Arial" w:hAnsi="Arial" w:cs="Arial"/>
-          <w:spacing w:val="3"/>
-          <w:sz w:val="22"/>
-          <w:szCs w:val="22"/>
-        </w:rPr>
-        <w:t xml:space="preserve"> </w:t>
-      </w:r>
-      <w:r>
-        <w:rPr>
-          <w:rFonts w:ascii="Arial" w:eastAsia="Arial" w:hAnsi="Arial" w:cs="Arial"/>
-          <w:spacing w:val="2"/>
-          <w:sz w:val="22"/>
-          <w:szCs w:val="22"/>
-        </w:rPr>
-        <w:t>d</w:t>
-      </w:r>
-      <w:r>
-        <w:rPr>
-          <w:rFonts w:ascii="Arial" w:eastAsia="Arial" w:hAnsi="Arial" w:cs="Arial"/>
-          <w:spacing w:val="-2"/>
-          <w:sz w:val="22"/>
-          <w:szCs w:val="22"/>
-        </w:rPr>
-        <w:t>a</w:t>
-      </w:r>
-      <w:r>
-        <w:rPr>
-          <w:rFonts w:ascii="Arial" w:eastAsia="Arial" w:hAnsi="Arial" w:cs="Arial"/>
-          <w:sz w:val="22"/>
-          <w:szCs w:val="22"/>
-        </w:rPr>
-        <w:t>n</w:t>
-      </w:r>
-      <w:r>
-        <w:rPr>
-          <w:rFonts w:ascii="Arial" w:eastAsia="Arial" w:hAnsi="Arial" w:cs="Arial"/>
-          <w:spacing w:val="3"/>
-          <w:sz w:val="22"/>
-          <w:szCs w:val="22"/>
-        </w:rPr>
-        <w:t xml:space="preserve"> </w:t>
-      </w:r>
-      <w:r>
-        <w:rPr>
-          <w:rFonts w:ascii="Arial" w:eastAsia="Arial" w:hAnsi="Arial" w:cs="Arial"/>
-          <w:spacing w:val="1"/>
-          <w:sz w:val="22"/>
-          <w:szCs w:val="22"/>
-        </w:rPr>
-        <w:t>P</w:t>
-      </w:r>
-      <w:r>
-        <w:rPr>
-          <w:rFonts w:ascii="Arial" w:eastAsia="Arial" w:hAnsi="Arial" w:cs="Arial"/>
-          <w:spacing w:val="2"/>
-          <w:sz w:val="22"/>
-          <w:szCs w:val="22"/>
-        </w:rPr>
-        <w:t>enu</w:t>
-      </w:r>
-      <w:r>
-        <w:rPr>
-          <w:rFonts w:ascii="Arial" w:eastAsia="Arial" w:hAnsi="Arial" w:cs="Arial"/>
-          <w:spacing w:val="-2"/>
-          <w:sz w:val="22"/>
-          <w:szCs w:val="22"/>
-        </w:rPr>
-        <w:t>g</w:t>
-      </w:r>
-      <w:r>
-        <w:rPr>
-          <w:rFonts w:ascii="Arial" w:eastAsia="Arial" w:hAnsi="Arial" w:cs="Arial"/>
-          <w:spacing w:val="2"/>
-          <w:sz w:val="22"/>
-          <w:szCs w:val="22"/>
-        </w:rPr>
-        <w:t>a</w:t>
-      </w:r>
-      <w:r>
-        <w:rPr>
-          <w:rFonts w:ascii="Arial" w:eastAsia="Arial" w:hAnsi="Arial" w:cs="Arial"/>
-          <w:spacing w:val="-5"/>
-          <w:sz w:val="22"/>
-          <w:szCs w:val="22"/>
-        </w:rPr>
-        <w:t>s</w:t>
-      </w:r>
-      <w:r>
-        <w:rPr>
-          <w:rFonts w:ascii="Arial" w:eastAsia="Arial" w:hAnsi="Arial" w:cs="Arial"/>
-          <w:spacing w:val="2"/>
-          <w:sz w:val="22"/>
-          <w:szCs w:val="22"/>
-        </w:rPr>
-        <w:t>a</w:t>
-      </w:r>
-      <w:r>
-        <w:rPr>
-          <w:rFonts w:ascii="Arial" w:eastAsia="Arial" w:hAnsi="Arial" w:cs="Arial"/>
-          <w:sz w:val="22"/>
-          <w:szCs w:val="22"/>
-        </w:rPr>
-        <w:t>n</w:t>
-      </w:r>
-      <w:r>
-        <w:rPr>
-          <w:rFonts w:ascii="Arial" w:eastAsia="Arial" w:hAnsi="Arial" w:cs="Arial"/>
-          <w:spacing w:val="3"/>
-          <w:sz w:val="22"/>
-          <w:szCs w:val="22"/>
-        </w:rPr>
-        <w:t xml:space="preserve"> </w:t>
-      </w:r>
-      <w:r>
-        <w:rPr>
-          <w:rFonts w:ascii="Arial" w:eastAsia="Arial" w:hAnsi="Arial" w:cs="Arial"/>
-          <w:spacing w:val="-2"/>
-          <w:sz w:val="22"/>
-          <w:szCs w:val="22"/>
-        </w:rPr>
         <w:t xml:space="preserve">Kelompok Kerja Pemilihan </w:t>
       </w:r>
       <w:r>
@@ -3652,7 +3748,7 @@
           <w:sz w:val="22"/>
           <w:szCs w:val="22"/>
         </w:rPr>
-        <w:t>{nomor_undangan_rapat}</w:t>
+        <w:t>UM0102/B/Bp2jk17/2026/{nomor_undangan_rapat}</w:t>
       </w:r>
       <w:r>
         <w:rPr>
@@ -3892,511 +3988,6 @@
           <w:between w:val="nil"/>
         </w:pBdr>
         <w:spacing w:line="276" w:lineRule="auto"/>
-        <w:jc w:val="both"/>
-        <w:rPr>
-          <w:rFonts w:ascii="Arial" w:eastAsia="Arial" w:hAnsi="Arial" w:cs="Arial"/>
-          <w:sz w:val="22"/>
-          <w:szCs w:val="22"/>
-        </w:rPr>
-      </w:pPr>
-    </w:p>
-    <w:p>
-      <w:pPr>
-        <w:pBdr>
-          <w:top w:val="nil"/>
-          <w:left w:val="nil"/>
-          <w:bottom w:val="nil"/>
-          <w:right w:val="nil"/>
-          <w:between w:val="nil"/>
-        </w:pBdr>
-        <w:spacing w:line="276" w:lineRule="auto"/>
-        <w:jc w:val="both"/>
-        <w:rPr>
-          <w:rFonts w:ascii="Arial" w:eastAsia="Arial" w:hAnsi="Arial" w:cs="Arial"/>
-          <w:sz w:val="22"/>
-          <w:szCs w:val="22"/>
-        </w:rPr>
-      </w:pPr>
-    </w:p>
-    <w:p>
-      <w:pPr>
-        <w:pBdr>
-          <w:top w:val="nil"/>
-          <w:left w:val="nil"/>
-          <w:bottom w:val="nil"/>
-          <w:right w:val="nil"/>
-          <w:between w:val="nil"/>
-        </w:pBdr>
-        <w:spacing w:line="276" w:lineRule="auto"/>
-        <w:jc w:val="both"/>
-        <w:rPr>
-          <w:rFonts w:ascii="Arial" w:eastAsia="Arial" w:hAnsi="Arial" w:cs="Arial"/>
-          <w:sz w:val="22"/>
-          <w:szCs w:val="22"/>
-        </w:rPr>
-      </w:pPr>
-    </w:p>
-    <w:p>
-      <w:pPr>
-        <w:pBdr>
-          <w:top w:val="nil"/>
-          <w:left w:val="nil"/>
-          <w:bottom w:val="nil"/>
-          <w:right w:val="nil"/>
-          <w:between w:val="nil"/>
-        </w:pBdr>
-        <w:spacing w:line="276" w:lineRule="auto"/>
-        <w:jc w:val="both"/>
-        <w:rPr>
-          <w:rFonts w:ascii="Arial" w:eastAsia="Arial" w:hAnsi="Arial" w:cs="Arial"/>
-          <w:sz w:val="22"/>
-          <w:szCs w:val="22"/>
-        </w:rPr>
-      </w:pPr>
-    </w:p>
-    <w:p>
-      <w:pPr>
-        <w:pBdr>
-          <w:top w:val="nil"/>
-          <w:left w:val="nil"/>
-          <w:bottom w:val="nil"/>
-          <w:right w:val="nil"/>
-          <w:between w:val="nil"/>
-        </w:pBdr>
-        <w:spacing w:line="276" w:lineRule="auto"/>
-        <w:jc w:val="both"/>
-        <w:rPr>
-          <w:rFonts w:ascii="Arial" w:eastAsia="Arial" w:hAnsi="Arial" w:cs="Arial"/>
-          <w:sz w:val="22"/>
-          <w:szCs w:val="22"/>
-        </w:rPr>
-      </w:pPr>
-    </w:p>
-    <w:p>
-      <w:pPr>
-        <w:pBdr>
-          <w:top w:val="nil"/>
-          <w:left w:val="nil"/>
-          <w:bottom w:val="nil"/>
-          <w:right w:val="nil"/>
-          <w:between w:val="nil"/>
-        </w:pBdr>
-        <w:spacing w:line="276" w:lineRule="auto"/>
-        <w:jc w:val="both"/>
-        <w:rPr>
-          <w:rFonts w:ascii="Arial" w:eastAsia="Arial" w:hAnsi="Arial" w:cs="Arial"/>
-          <w:sz w:val="22"/>
-          <w:szCs w:val="22"/>
-        </w:rPr>
-      </w:pPr>
-    </w:p>
-    <w:p>
-      <w:pPr>
-        <w:pBdr>
-          <w:top w:val="nil"/>
-          <w:left w:val="nil"/>
-          <w:bottom w:val="nil"/>
-          <w:right w:val="nil"/>
-          <w:between w:val="nil"/>
-        </w:pBdr>
-        <w:spacing w:line="276" w:lineRule="auto"/>
-        <w:jc w:val="both"/>
-        <w:rPr>
-          <w:rFonts w:ascii="Arial" w:eastAsia="Arial" w:hAnsi="Arial" w:cs="Arial"/>
-          <w:sz w:val="22"/>
-          <w:szCs w:val="22"/>
-        </w:rPr>
-      </w:pPr>
-    </w:p>
-    <w:p>
-      <w:pPr>
-        <w:pBdr>
-          <w:top w:val="nil"/>
-          <w:left w:val="nil"/>
-          <w:bottom w:val="nil"/>
-          <w:right w:val="nil"/>
-          <w:between w:val="nil"/>
-        </w:pBdr>
-        <w:spacing w:line="276" w:lineRule="auto"/>
-        <w:jc w:val="both"/>
-        <w:rPr>
-          <w:rFonts w:ascii="Arial" w:eastAsia="Arial" w:hAnsi="Arial" w:cs="Arial"/>
-          <w:sz w:val="22"/>
-          <w:szCs w:val="22"/>
-        </w:rPr>
-      </w:pPr>
-    </w:p>
-    <w:p>
-      <w:pPr>
-        <w:pBdr>
-          <w:top w:val="nil"/>
-          <w:left w:val="nil"/>
-          <w:bottom w:val="nil"/>
-          <w:right w:val="nil"/>
-          <w:between w:val="nil"/>
-        </w:pBdr>
-        <w:spacing w:line="276" w:lineRule="auto"/>
-        <w:jc w:val="both"/>
-        <w:rPr>
-          <w:rFonts w:ascii="Arial" w:eastAsia="Arial" w:hAnsi="Arial" w:cs="Arial"/>
-          <w:sz w:val="22"/>
-          <w:szCs w:val="22"/>
-        </w:rPr>
-      </w:pPr>
-    </w:p>
-    <w:p>
-      <w:pPr>
-        <w:pBdr>
-          <w:top w:val="nil"/>
-          <w:left w:val="nil"/>
-          <w:bottom w:val="nil"/>
-          <w:right w:val="nil"/>
-          <w:between w:val="nil"/>
-        </w:pBdr>
-        <w:spacing w:line="276" w:lineRule="auto"/>
-        <w:jc w:val="both"/>
-        <w:rPr>
-          <w:rFonts w:ascii="Arial" w:eastAsia="Arial" w:hAnsi="Arial" w:cs="Arial"/>
-          <w:sz w:val="22"/>
-          <w:szCs w:val="22"/>
-        </w:rPr>
-      </w:pPr>
-    </w:p>
-    <w:p>
-      <w:pPr>
-        <w:pBdr>
-          <w:top w:val="nil"/>
-          <w:left w:val="nil"/>
-          <w:bottom w:val="nil"/>
-          <w:right w:val="nil"/>
-          <w:between w:val="nil"/>
-        </w:pBdr>
-        <w:spacing w:line="276" w:lineRule="auto"/>
-        <w:jc w:val="both"/>
-        <w:rPr>
-          <w:rFonts w:ascii="Arial" w:eastAsia="Arial" w:hAnsi="Arial" w:cs="Arial"/>
-          <w:sz w:val="22"/>
-          <w:szCs w:val="22"/>
-        </w:rPr>
-      </w:pPr>
-    </w:p>
-    <w:p>
-      <w:pPr>
-        <w:pBdr>
-          <w:top w:val="nil"/>
-          <w:left w:val="nil"/>
-          <w:bottom w:val="nil"/>
-          <w:right w:val="nil"/>
-          <w:between w:val="nil"/>
-        </w:pBdr>
-        <w:spacing w:line="276" w:lineRule="auto"/>
-        <w:jc w:val="both"/>
-        <w:rPr>
-          <w:rFonts w:ascii="Arial" w:eastAsia="Arial" w:hAnsi="Arial" w:cs="Arial"/>
-          <w:sz w:val="22"/>
-          <w:szCs w:val="22"/>
-        </w:rPr>
-      </w:pPr>
-    </w:p>
-    <w:p>
-      <w:pPr>
-        <w:pBdr>
-          <w:top w:val="nil"/>
-          <w:left w:val="nil"/>
-          <w:bottom w:val="nil"/>
-          <w:right w:val="nil"/>
-          <w:between w:val="nil"/>
-        </w:pBdr>
-        <w:spacing w:line="276" w:lineRule="auto"/>
-        <w:jc w:val="both"/>
-        <w:rPr>
-          <w:rFonts w:ascii="Arial" w:eastAsia="Arial" w:hAnsi="Arial" w:cs="Arial"/>
-          <w:sz w:val="22"/>
-          <w:szCs w:val="22"/>
-        </w:rPr>
-      </w:pPr>
-    </w:p>
-    <w:p>
-      <w:pPr>
-        <w:pBdr>
-          <w:top w:val="nil"/>
-          <w:left w:val="nil"/>
-          <w:bottom w:val="nil"/>
-          <w:right w:val="nil"/>
-          <w:between w:val="nil"/>
-        </w:pBdr>
-        <w:spacing w:line="276" w:lineRule="auto"/>
-        <w:jc w:val="both"/>
-        <w:rPr>
-          <w:rFonts w:ascii="Arial" w:eastAsia="Arial" w:hAnsi="Arial" w:cs="Arial"/>
-          <w:sz w:val="22"/>
-          <w:szCs w:val="22"/>
-        </w:rPr>
-      </w:pPr>
-    </w:p>
-    <w:p>
-      <w:pPr>
-        <w:pBdr>
-          <w:top w:val="nil"/>
-          <w:left w:val="nil"/>
-          <w:bottom w:val="nil"/>
-          <w:right w:val="nil"/>
-          <w:between w:val="nil"/>
-        </w:pBdr>
-        <w:spacing w:line="276" w:lineRule="auto"/>
-        <w:jc w:val="both"/>
-        <w:rPr>
-          <w:rFonts w:ascii="Arial" w:eastAsia="Arial" w:hAnsi="Arial" w:cs="Arial"/>
-          <w:sz w:val="22"/>
-          <w:szCs w:val="22"/>
-        </w:rPr>
-      </w:pPr>
-    </w:p>
-    <w:p>
-      <w:pPr>
-        <w:pBdr>
-          <w:top w:val="nil"/>
-          <w:left w:val="nil"/>
-          <w:bottom w:val="nil"/>
-          <w:right w:val="nil"/>
-          <w:between w:val="nil"/>
-        </w:pBdr>
-        <w:spacing w:line="276" w:lineRule="auto"/>
-        <w:jc w:val="both"/>
-        <w:rPr>
-          <w:rFonts w:ascii="Arial" w:eastAsia="Arial" w:hAnsi="Arial" w:cs="Arial"/>
-          <w:sz w:val="22"/>
-          <w:szCs w:val="22"/>
-        </w:rPr>
-      </w:pPr>
-    </w:p>
-    <w:p>
-      <w:pPr>
-        <w:pBdr>
-          <w:top w:val="nil"/>
-          <w:left w:val="nil"/>
-          <w:bottom w:val="nil"/>
-          <w:right w:val="nil"/>
-          <w:between w:val="nil"/>
-        </w:pBdr>
-        <w:spacing w:line="276" w:lineRule="auto"/>
-        <w:jc w:val="both"/>
-        <w:rPr>
-          <w:rFonts w:ascii="Arial" w:eastAsia="Arial" w:hAnsi="Arial" w:cs="Arial"/>
-          <w:sz w:val="22"/>
-          <w:szCs w:val="22"/>
-        </w:rPr>
-      </w:pPr>
-    </w:p>
-    <w:p>
-      <w:pPr>
-        <w:pBdr>
-          <w:top w:val="nil"/>
-          <w:left w:val="nil"/>
-          <w:bottom w:val="nil"/>
-          <w:right w:val="nil"/>
-          <w:between w:val="nil"/>
-        </w:pBdr>
-        <w:spacing w:line="276" w:lineRule="auto"/>
-        <w:jc w:val="both"/>
-        <w:rPr>
-          <w:rFonts w:ascii="Arial" w:eastAsia="Arial" w:hAnsi="Arial" w:cs="Arial"/>
-          <w:sz w:val="22"/>
-          <w:szCs w:val="22"/>
-        </w:rPr>
-      </w:pPr>
-    </w:p>
-    <w:p>
-      <w:pPr>
-        <w:pBdr>
-          <w:top w:val="nil"/>
-          <w:left w:val="nil"/>
-          <w:bottom w:val="nil"/>
-          <w:right w:val="nil"/>
-          <w:between w:val="nil"/>
-        </w:pBdr>
-        <w:spacing w:line="276" w:lineRule="auto"/>
-        <w:jc w:val="both"/>
-        <w:rPr>
-          <w:rFonts w:ascii="Arial" w:eastAsia="Arial" w:hAnsi="Arial" w:cs="Arial"/>
-          <w:sz w:val="22"/>
-          <w:szCs w:val="22"/>
-        </w:rPr>
-      </w:pPr>
-    </w:p>
-    <w:p>
-      <w:pPr>
-        <w:pBdr>
-          <w:top w:val="nil"/>
-          <w:left w:val="nil"/>
-          <w:bottom w:val="nil"/>
-          <w:right w:val="nil"/>
-          <w:between w:val="nil"/>
-        </w:pBdr>
-        <w:spacing w:line="276" w:lineRule="auto"/>
-        <w:jc w:val="both"/>
-        <w:rPr>
-          <w:rFonts w:ascii="Arial" w:eastAsia="Arial" w:hAnsi="Arial" w:cs="Arial"/>
-          <w:sz w:val="22"/>
-          <w:szCs w:val="22"/>
-        </w:rPr>
-      </w:pPr>
-    </w:p>
-    <w:p>
-      <w:pPr>
-        <w:pBdr>
-          <w:top w:val="nil"/>
-          <w:left w:val="nil"/>
-          <w:bottom w:val="nil"/>
-          <w:right w:val="nil"/>
-          <w:between w:val="nil"/>
-        </w:pBdr>
-        <w:spacing w:line="276" w:lineRule="auto"/>
-        <w:jc w:val="both"/>
-        <w:rPr>
-          <w:rFonts w:ascii="Arial" w:eastAsia="Arial" w:hAnsi="Arial" w:cs="Arial"/>
-          <w:sz w:val="22"/>
-          <w:szCs w:val="22"/>
-        </w:rPr>
-      </w:pPr>
-    </w:p>
-    <w:p>
-      <w:pPr>
-        <w:pBdr>
-          <w:top w:val="nil"/>
-          <w:left w:val="nil"/>
-          <w:bottom w:val="nil"/>
-          <w:right w:val="nil"/>
-          <w:between w:val="nil"/>
-        </w:pBdr>
-        <w:spacing w:line="276" w:lineRule="auto"/>
-        <w:jc w:val="both"/>
-        <w:rPr>
-          <w:rFonts w:ascii="Arial" w:eastAsia="Arial" w:hAnsi="Arial" w:cs="Arial"/>
-          <w:sz w:val="22"/>
-          <w:szCs w:val="22"/>
-        </w:rPr>
-      </w:pPr>
-    </w:p>
-    <w:p>
-      <w:pPr>
-        <w:pBdr>
-          <w:top w:val="nil"/>
-          <w:left w:val="nil"/>
-          <w:bottom w:val="nil"/>
-          <w:right w:val="nil"/>
-          <w:between w:val="nil"/>
-        </w:pBdr>
-        <w:spacing w:line="276" w:lineRule="auto"/>
-        <w:jc w:val="both"/>
-        <w:rPr>
-          <w:rFonts w:ascii="Arial" w:eastAsia="Arial" w:hAnsi="Arial" w:cs="Arial"/>
-          <w:sz w:val="22"/>
-          <w:szCs w:val="22"/>
-        </w:rPr>
-      </w:pPr>
-    </w:p>
-    <w:p>
-      <w:pPr>
-        <w:pBdr>
-          <w:top w:val="nil"/>
-          <w:left w:val="nil"/>
-          <w:bottom w:val="nil"/>
-          <w:right w:val="nil"/>
-          <w:between w:val="nil"/>
-        </w:pBdr>
-        <w:spacing w:line="276" w:lineRule="auto"/>
-        <w:jc w:val="both"/>
-        <w:rPr>
-          <w:rFonts w:ascii="Arial" w:eastAsia="Arial" w:hAnsi="Arial" w:cs="Arial"/>
-          <w:sz w:val="22"/>
-          <w:szCs w:val="22"/>
-        </w:rPr>
-      </w:pPr>
-    </w:p>
-    <w:p>
-      <w:pPr>
-        <w:pBdr>
-          <w:top w:val="nil"/>
-          <w:left w:val="nil"/>
-          <w:bottom w:val="nil"/>
-          <w:right w:val="nil"/>
-          <w:between w:val="nil"/>
-        </w:pBdr>
-        <w:spacing w:line="276" w:lineRule="auto"/>
-        <w:jc w:val="both"/>
-        <w:rPr>
-          <w:rFonts w:ascii="Arial" w:eastAsia="Arial" w:hAnsi="Arial" w:cs="Arial"/>
-          <w:sz w:val="22"/>
-          <w:szCs w:val="22"/>
-        </w:rPr>
-      </w:pPr>
-    </w:p>
-    <w:p>
-      <w:pPr>
-        <w:pBdr>
-          <w:top w:val="nil"/>
-          <w:left w:val="nil"/>
-          <w:bottom w:val="nil"/>
-          <w:right w:val="nil"/>
-          <w:between w:val="nil"/>
-        </w:pBdr>
-        <w:spacing w:line="276" w:lineRule="auto"/>
-        <w:jc w:val="both"/>
-        <w:rPr>
-          <w:rFonts w:ascii="Arial" w:eastAsia="Arial" w:hAnsi="Arial" w:cs="Arial"/>
-          <w:sz w:val="22"/>
-          <w:szCs w:val="22"/>
-        </w:rPr>
-      </w:pPr>
-    </w:p>
-    <w:p>
-      <w:pPr>
-        <w:pBdr>
-          <w:top w:val="nil"/>
-          <w:left w:val="nil"/>
-          <w:bottom w:val="nil"/>
-          <w:right w:val="nil"/>
-          <w:between w:val="nil"/>
-        </w:pBdr>
-        <w:spacing w:line="276" w:lineRule="auto"/>
-        <w:jc w:val="both"/>
-        <w:rPr>
-          <w:rFonts w:ascii="Arial" w:eastAsia="Arial" w:hAnsi="Arial" w:cs="Arial"/>
-          <w:sz w:val="22"/>
-          <w:szCs w:val="22"/>
-        </w:rPr>
-      </w:pPr>
-    </w:p>
-    <w:p>
-      <w:pPr>
-        <w:pBdr>
-          <w:top w:val="nil"/>
-          <w:left w:val="nil"/>
-          <w:bottom w:val="nil"/>
-          <w:right w:val="nil"/>
-          <w:between w:val="nil"/>
-        </w:pBdr>
-        <w:spacing w:line="276" w:lineRule="auto"/>
-        <w:jc w:val="both"/>
-        <w:rPr>
-          <w:rFonts w:ascii="Arial" w:eastAsia="Arial" w:hAnsi="Arial" w:cs="Arial"/>
-          <w:sz w:val="22"/>
-          <w:szCs w:val="22"/>
-        </w:rPr>
-      </w:pPr>
-    </w:p>
-    <w:p>
-      <w:pPr>
-        <w:pBdr>
-          <w:top w:val="nil"/>
-          <w:left w:val="nil"/>
-          <w:bottom w:val="nil"/>
-          <w:right w:val="nil"/>
-          <w:between w:val="nil"/>
-        </w:pBdr>
-        <w:spacing w:line="276" w:lineRule="auto"/>
-        <w:jc w:val="right"/>
         <w:rPr>
           <w:rFonts w:ascii="Arial" w:eastAsia="Arial" w:hAnsi="Arial" w:cs="Arial"/>
           <w:i/>
@@ -4405,12 +3996,10 @@
           <w:szCs w:val="22"/>
         </w:rPr>
         <w:sectPr>
-          <w:headerReference w:type="even" r:id="rId11"/>
-          <w:headerReference w:type="default" r:id="rId12"/>
-          <w:footerReference w:type="even" r:id="rId13"/>
-          <w:footerReference w:type="default" r:id="rId14"/>
-          <w:headerReference w:type="first" r:id="rId15"/>
-          <w:footerReference w:type="first" r:id="rId16"/>
+          <w:headerReference w:type="default" r:id="rId11"/>
+          <w:footerReference w:type="default" r:id="rId12"/>
+          <w:headerReference w:type="first" r:id="rId13"/>
+          <w:footerReference w:type="first" r:id="rId14"/>
           <w:pgSz w:w="11907" w:h="16840" w:code="9"/>
           <w:pgMar w:top="1134" w:right="1134" w:bottom="1418" w:left="1418" w:header="720" w:footer="284" w:gutter="0"/>
           <w:cols w:space="720"/>
@@ -4421,12 +4010,123 @@
       <w:r>
         <w:rPr>
           <w:rFonts w:ascii="Arial" w:eastAsia="Arial" w:hAnsi="Arial" w:cs="Arial"/>
-          <w:i/>
-          <w:iCs/>
-          <w:sz w:val="22"/>
-          <w:szCs w:val="22"/>
-        </w:rPr>
-        <w:t>3.  Hasil...</w:t>
+          <w:noProof/>
+          <w:sz w:val="22"/>
+          <w:szCs w:val="22"/>
+        </w:rPr>
+        <mc:AlternateContent>
+          <mc:Choice Requires="wps">
+            <w:drawing>
+              <wp:anchor distT="45720" distB="45720" distL="114300" distR="114300" simplePos="0" relativeHeight="251661312" behindDoc="0" locked="0" layoutInCell="1" allowOverlap="1" wp14:anchorId="33B10D25" wp14:editId="213DB327">
+                <wp:simplePos x="0" y="0"/>
+                <wp:positionH relativeFrom="margin">
+                  <wp:align>right</wp:align>
+                </wp:positionH>
+                <wp:positionV relativeFrom="margin">
+                  <wp:align>bottom</wp:align>
+                </wp:positionV>
+                <wp:extent cx="833120" cy="284480"/>
+                <wp:effectExtent l="0" t="0" r="5080" b="1270"/>
+                <wp:wrapSquare wrapText="bothSides"/>
+                <wp:docPr id="217" name="Text Box 2"/>
+                <wp:cNvGraphicFramePr>
+                  <a:graphicFrameLocks xmlns:a="http://schemas.openxmlformats.org/drawingml/2006/main"/>
+                </wp:cNvGraphicFramePr>
+                <a:graphic xmlns:a="http://schemas.openxmlformats.org/drawingml/2006/main">
+                  <a:graphicData uri="http://schemas.microsoft.com/office/word/2010/wordprocessingShape">
+                    <wps:wsp>
+                      <wps:cNvSpPr txBox="1">
+                        <a:spLocks noChangeArrowheads="1"/>
+                      </wps:cNvSpPr>
+                      <wps:spPr bwMode="auto">
+                        <a:xfrm>
+                          <a:off x="0" y="0"/>
+                          <a:ext cx="833120" cy="284480"/>
+                        </a:xfrm>
+                        <a:prstGeom prst="rect">
+                          <a:avLst/>
+                        </a:prstGeom>
+                        <a:solidFill>
+                          <a:srgbClr val="FFFFFF"/>
+                        </a:solidFill>
+                        <a:ln w="9525">
+                          <a:noFill/>
+                          <a:miter lim="800000"/>
+                          <a:headEnd/>
+                          <a:tailEnd/>
+                        </a:ln>
+                      </wps:spPr>
+                      <wps:txbx>
+                        <w:txbxContent>
+                          <w:p>
+                            <w:pPr>
+                              <w:jc w:val="right"/>
+                              <w:rPr>
+                                <w:rFonts w:ascii="Arial" w:hAnsi="Arial" w:cs="Arial"/>
+                                <w:sz w:val="22"/>
+                                <w:szCs w:val="22"/>
+                              </w:rPr>
+                            </w:pPr>
+                            <w:r>
+                              <w:rPr>
+                                <w:rFonts w:ascii="Arial" w:hAnsi="Arial" w:cs="Arial"/>
+                                <w:sz w:val="22"/>
+                                <w:szCs w:val="22"/>
+                                <w:lang w:val="en-US"/>
+                              </w:rPr>
+                              <w:t>3. Hasil…</w:t>
+                            </w:r>
+                          </w:p>
+                          <w:p/>
+                        </w:txbxContent>
+                      </wps:txbx>
+                      <wps:bodyPr rot="0" vert="horz" wrap="square" lIns="91440" tIns="45720" rIns="91440" bIns="45720" anchor="t" anchorCtr="0">
+                        <a:noAutofit/>
+                      </wps:bodyPr>
+                    </wps:wsp>
+                  </a:graphicData>
+                </a:graphic>
+                <wp14:sizeRelH relativeFrom="margin">
+                  <wp14:pctWidth>0</wp14:pctWidth>
+                </wp14:sizeRelH>
+                <wp14:sizeRelV relativeFrom="margin">
+                  <wp14:pctHeight>0</wp14:pctHeight>
+                </wp14:sizeRelV>
+              </wp:anchor>
+            </w:drawing>
+          </mc:Choice>
+          <mc:Fallback>
+            <w:pict>
+              <v:shape w14:anchorId="33B10D25" id="_x0000_s1027" type="#_x0000_t202" style="position:absolute;margin-left:14.4pt;margin-top:0;width:65.6pt;height:22.4pt;z-index:251661312;visibility:visible;mso-wrap-style:square;mso-width-percent:0;mso-height-percent:0;mso-wrap-distance-left:9pt;mso-wrap-distance-top:3.6pt;mso-wrap-distance-right:9pt;mso-wrap-distance-bottom:3.6pt;mso-position-horizontal:right;mso-position-horizontal-relative:margin;mso-position-vertical:bottom;mso-position-vertical-relative:margin;mso-width-percent:0;mso-height-percent:0;mso-width-relative:margin;mso-height-relative:margin;v-text-anchor:top" o:gfxdata="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" stroked="f">
+                <v:textbox>
+                  <w:txbxContent>
+                    <w:p>
+                      <w:pPr>
+                        <w:jc w:val="right"/>
+                        <w:rPr>
+                          <w:rFonts w:ascii="Arial" w:hAnsi="Arial" w:cs="Arial"/>
+                          <w:sz w:val="22"/>
+                          <w:szCs w:val="22"/>
+                        </w:rPr>
+                      </w:pPr>
+                      <w:r>
+                        <w:rPr>
+                          <w:rFonts w:ascii="Arial" w:hAnsi="Arial" w:cs="Arial"/>
+                          <w:sz w:val="22"/>
+                          <w:szCs w:val="22"/>
+                          <w:lang w:val="en-US"/>
+                        </w:rPr>
+                        <w:t>3. Hasil…</w:t>
+                      </w:r>
+                    </w:p>
+                    <w:p/>
+                  </w:txbxContent>
+                </v:textbox>
+                <w10:wrap type="square" anchorx="margin" anchory="margin"/>
+              </v:shape>
+            </w:pict>
+          </mc:Fallback>
+        </mc:AlternateContent>
       </w:r>
     </w:p>
     <w:p>
@@ -6043,7 +5743,7 @@
               </w:rPr>
               <w:t xml:space="preserve">Maksud pelaksanaan kegiatan </w:t>
             </w:r>
-            <w:bookmarkStart w:id="13" w:name="_Hlk230684395"/>
+            <w:bookmarkStart w:id="7" w:name="_Hlk230684395"/>
             <w:r>
               <w:rPr>
                 <w:rFonts w:ascii="Bookman Old Style" w:hAnsi="Bookman Old Style"/>
@@ -6055,7 +5755,7 @@
               </w:rPr>
               <w:t>Inventarisasi Dan Identifikasi PDSK Dalam Rangka Penyediaan tanah Untuk Pembangunan Bendungan Riam Kiwa</w:t>
             </w:r>
-            <w:bookmarkEnd w:id="13"/>
+            <w:bookmarkEnd w:id="7"/>
             <w:r>
               <w:rPr>
                 <w:rFonts w:ascii="Bookman Old Style" w:hAnsi="Bookman Old Style"/>
@@ -14492,393 +14192,6 @@
           <w:sz w:val="22"/>
           <w:szCs w:val="22"/>
         </w:rPr>
-      </w:pPr>
-      <w:r>
-        <w:rPr>
-          <w:rFonts w:ascii="Arial" w:eastAsia="Arial" w:hAnsi="Arial" w:cs="Arial"/>
-          <w:sz w:val="22"/>
-          <w:szCs w:val="22"/>
-        </w:rPr>
-        <w:t xml:space="preserve">Berdasarkan Rapat Reviu Dokumen </w:t>
-      </w:r>
-      <w:r>
-        <w:rPr>
-          <w:rFonts w:ascii="Arial" w:eastAsia="Arial" w:hAnsi="Arial" w:cs="Arial"/>
-          <w:sz w:val="22"/>
-          <w:szCs w:val="22"/>
-        </w:rPr>
-        <w:t>Kualifikasi</w:t>
-      </w:r>
-      <w:r>
-        <w:rPr>
-          <w:rFonts w:ascii="Arial" w:eastAsia="Arial" w:hAnsi="Arial" w:cs="Arial"/>
-          <w:sz w:val="22"/>
-          <w:szCs w:val="22"/>
-        </w:rPr>
-        <w:t xml:space="preserve"> yang telah dilakukan, Pokja Pemilihan, Tim Pelaksana, dan PPK </w:t>
-      </w:r>
-      <w:r>
-        <w:rPr>
-          <w:rFonts w:ascii="Arial" w:eastAsia="Arial" w:hAnsi="Arial" w:cs="Arial"/>
-          <w:b/>
-          <w:bCs/>
-          <w:sz w:val="22"/>
-          <w:szCs w:val="22"/>
-        </w:rPr>
-        <w:t>sepakat</w:t>
-      </w:r>
-      <w:r>
-        <w:rPr>
-          <w:rFonts w:ascii="Arial" w:eastAsia="Arial" w:hAnsi="Arial" w:cs="Arial"/>
-          <w:sz w:val="22"/>
-          <w:szCs w:val="22"/>
-        </w:rPr>
-        <w:t xml:space="preserve"> untuk </w:t>
-      </w:r>
-      <w:r>
-        <w:rPr>
-          <w:rFonts w:ascii="Arial" w:eastAsia="Arial" w:hAnsi="Arial" w:cs="Arial"/>
-          <w:sz w:val="22"/>
-          <w:szCs w:val="22"/>
-        </w:rPr>
-        <w:t>ditetapkan</w:t>
-      </w:r>
-      <w:r>
-        <w:rPr>
-          <w:rFonts w:ascii="Arial" w:eastAsia="Arial" w:hAnsi="Arial" w:cs="Arial"/>
-          <w:sz w:val="22"/>
-          <w:szCs w:val="22"/>
-        </w:rPr>
-        <w:t xml:space="preserve"> Dokumen </w:t>
-      </w:r>
-      <w:r>
-        <w:rPr>
-          <w:rFonts w:ascii="Arial" w:eastAsia="Arial" w:hAnsi="Arial" w:cs="Arial"/>
-          <w:sz w:val="22"/>
-          <w:szCs w:val="22"/>
-        </w:rPr>
-        <w:t>Kualifikasi.</w:t>
-      </w:r>
-    </w:p>
-    <w:p>
-      <w:pPr>
-        <w:spacing w:before="2" w:line="276" w:lineRule="auto"/>
-        <w:ind w:right="74"/>
-        <w:jc w:val="right"/>
-        <w:rPr>
-          <w:rFonts w:ascii="Arial" w:eastAsia="Arial" w:hAnsi="Arial" w:cs="Arial"/>
-          <w:i/>
-          <w:iCs/>
-          <w:sz w:val="22"/>
-          <w:szCs w:val="22"/>
-        </w:rPr>
-      </w:pPr>
-    </w:p>
-    <w:p>
-      <w:pPr>
-        <w:spacing w:before="2" w:line="276" w:lineRule="auto"/>
-        <w:ind w:right="74"/>
-        <w:jc w:val="right"/>
-        <w:rPr>
-          <w:rFonts w:ascii="Arial" w:eastAsia="Arial" w:hAnsi="Arial" w:cs="Arial"/>
-          <w:i/>
-          <w:iCs/>
-          <w:sz w:val="22"/>
-          <w:szCs w:val="22"/>
-        </w:rPr>
-      </w:pPr>
-    </w:p>
-    <w:p>
-      <w:pPr>
-        <w:spacing w:before="2" w:line="276" w:lineRule="auto"/>
-        <w:ind w:right="74"/>
-        <w:rPr>
-          <w:rFonts w:ascii="Arial" w:eastAsia="Arial" w:hAnsi="Arial" w:cs="Arial"/>
-          <w:i/>
-          <w:iCs/>
-          <w:sz w:val="22"/>
-          <w:szCs w:val="22"/>
-        </w:rPr>
-      </w:pPr>
-    </w:p>
-    <w:p>
-      <w:pPr>
-        <w:spacing w:before="2" w:line="276" w:lineRule="auto"/>
-        <w:ind w:right="74"/>
-        <w:jc w:val="right"/>
-        <w:rPr>
-          <w:rFonts w:ascii="Arial" w:eastAsia="Arial" w:hAnsi="Arial" w:cs="Arial"/>
-          <w:i/>
-          <w:iCs/>
-          <w:sz w:val="22"/>
-          <w:szCs w:val="22"/>
-        </w:rPr>
-      </w:pPr>
-    </w:p>
-    <w:p>
-      <w:pPr>
-        <w:spacing w:before="2" w:line="276" w:lineRule="auto"/>
-        <w:ind w:right="74"/>
-        <w:jc w:val="right"/>
-        <w:rPr>
-          <w:rFonts w:ascii="Arial" w:eastAsia="Arial" w:hAnsi="Arial" w:cs="Arial"/>
-          <w:i/>
-          <w:iCs/>
-          <w:sz w:val="22"/>
-          <w:szCs w:val="22"/>
-        </w:rPr>
-      </w:pPr>
-    </w:p>
-    <w:p>
-      <w:pPr>
-        <w:spacing w:before="2" w:line="276" w:lineRule="auto"/>
-        <w:ind w:right="74"/>
-        <w:jc w:val="right"/>
-        <w:rPr>
-          <w:rFonts w:ascii="Arial" w:eastAsia="Arial" w:hAnsi="Arial" w:cs="Arial"/>
-          <w:i/>
-          <w:iCs/>
-          <w:sz w:val="22"/>
-          <w:szCs w:val="22"/>
-        </w:rPr>
-      </w:pPr>
-    </w:p>
-    <w:p>
-      <w:pPr>
-        <w:spacing w:before="2" w:line="276" w:lineRule="auto"/>
-        <w:ind w:right="74"/>
-        <w:jc w:val="right"/>
-        <w:rPr>
-          <w:rFonts w:ascii="Arial" w:eastAsia="Arial" w:hAnsi="Arial" w:cs="Arial"/>
-          <w:i/>
-          <w:iCs/>
-          <w:sz w:val="22"/>
-          <w:szCs w:val="22"/>
-        </w:rPr>
-      </w:pPr>
-    </w:p>
-    <w:p>
-      <w:pPr>
-        <w:spacing w:before="2" w:line="276" w:lineRule="auto"/>
-        <w:ind w:right="74"/>
-        <w:jc w:val="right"/>
-        <w:rPr>
-          <w:rFonts w:ascii="Arial" w:eastAsia="Arial" w:hAnsi="Arial" w:cs="Arial"/>
-          <w:i/>
-          <w:iCs/>
-          <w:sz w:val="22"/>
-          <w:szCs w:val="22"/>
-        </w:rPr>
-      </w:pPr>
-    </w:p>
-    <w:p>
-      <w:pPr>
-        <w:spacing w:before="2" w:line="276" w:lineRule="auto"/>
-        <w:ind w:right="74"/>
-        <w:jc w:val="right"/>
-        <w:rPr>
-          <w:rFonts w:ascii="Arial" w:eastAsia="Arial" w:hAnsi="Arial" w:cs="Arial"/>
-          <w:i/>
-          <w:iCs/>
-          <w:sz w:val="22"/>
-          <w:szCs w:val="22"/>
-        </w:rPr>
-      </w:pPr>
-    </w:p>
-    <w:p>
-      <w:pPr>
-        <w:spacing w:before="2" w:line="276" w:lineRule="auto"/>
-        <w:ind w:right="74"/>
-        <w:jc w:val="right"/>
-        <w:rPr>
-          <w:rFonts w:ascii="Arial" w:eastAsia="Arial" w:hAnsi="Arial" w:cs="Arial"/>
-          <w:i/>
-          <w:iCs/>
-          <w:sz w:val="22"/>
-          <w:szCs w:val="22"/>
-        </w:rPr>
-      </w:pPr>
-    </w:p>
-    <w:p>
-      <w:pPr>
-        <w:spacing w:before="2" w:line="276" w:lineRule="auto"/>
-        <w:ind w:right="74"/>
-        <w:jc w:val="right"/>
-        <w:rPr>
-          <w:rFonts w:ascii="Arial" w:eastAsia="Arial" w:hAnsi="Arial" w:cs="Arial"/>
-          <w:i/>
-          <w:iCs/>
-          <w:sz w:val="22"/>
-          <w:szCs w:val="22"/>
-        </w:rPr>
-      </w:pPr>
-    </w:p>
-    <w:p>
-      <w:pPr>
-        <w:spacing w:before="2" w:line="276" w:lineRule="auto"/>
-        <w:ind w:right="74"/>
-        <w:jc w:val="right"/>
-        <w:rPr>
-          <w:rFonts w:ascii="Arial" w:eastAsia="Arial" w:hAnsi="Arial" w:cs="Arial"/>
-          <w:i/>
-          <w:iCs/>
-          <w:sz w:val="22"/>
-          <w:szCs w:val="22"/>
-        </w:rPr>
-      </w:pPr>
-    </w:p>
-    <w:p>
-      <w:pPr>
-        <w:spacing w:before="2" w:line="276" w:lineRule="auto"/>
-        <w:ind w:right="74"/>
-        <w:jc w:val="right"/>
-        <w:rPr>
-          <w:rFonts w:ascii="Arial" w:eastAsia="Arial" w:hAnsi="Arial" w:cs="Arial"/>
-          <w:i/>
-          <w:iCs/>
-          <w:sz w:val="22"/>
-          <w:szCs w:val="22"/>
-        </w:rPr>
-      </w:pPr>
-    </w:p>
-    <w:p>
-      <w:pPr>
-        <w:spacing w:before="2" w:line="276" w:lineRule="auto"/>
-        <w:ind w:right="74"/>
-        <w:jc w:val="right"/>
-        <w:rPr>
-          <w:rFonts w:ascii="Arial" w:eastAsia="Arial" w:hAnsi="Arial" w:cs="Arial"/>
-          <w:i/>
-          <w:iCs/>
-          <w:sz w:val="22"/>
-          <w:szCs w:val="22"/>
-        </w:rPr>
-      </w:pPr>
-    </w:p>
-    <w:p>
-      <w:pPr>
-        <w:spacing w:before="2" w:line="276" w:lineRule="auto"/>
-        <w:ind w:right="74"/>
-        <w:jc w:val="right"/>
-        <w:rPr>
-          <w:rFonts w:ascii="Arial" w:eastAsia="Arial" w:hAnsi="Arial" w:cs="Arial"/>
-          <w:i/>
-          <w:iCs/>
-          <w:sz w:val="22"/>
-          <w:szCs w:val="22"/>
-        </w:rPr>
-      </w:pPr>
-    </w:p>
-    <w:p>
-      <w:pPr>
-        <w:spacing w:before="2" w:line="276" w:lineRule="auto"/>
-        <w:ind w:right="74"/>
-        <w:jc w:val="right"/>
-        <w:rPr>
-          <w:rFonts w:ascii="Arial" w:eastAsia="Arial" w:hAnsi="Arial" w:cs="Arial"/>
-          <w:i/>
-          <w:iCs/>
-          <w:sz w:val="22"/>
-          <w:szCs w:val="22"/>
-        </w:rPr>
-      </w:pPr>
-    </w:p>
-    <w:p>
-      <w:pPr>
-        <w:spacing w:before="2" w:line="276" w:lineRule="auto"/>
-        <w:ind w:right="74"/>
-        <w:jc w:val="right"/>
-        <w:rPr>
-          <w:rFonts w:ascii="Arial" w:eastAsia="Arial" w:hAnsi="Arial" w:cs="Arial"/>
-          <w:i/>
-          <w:iCs/>
-          <w:sz w:val="22"/>
-          <w:szCs w:val="22"/>
-        </w:rPr>
-      </w:pPr>
-    </w:p>
-    <w:p>
-      <w:pPr>
-        <w:spacing w:before="2" w:line="276" w:lineRule="auto"/>
-        <w:ind w:right="74"/>
-        <w:jc w:val="right"/>
-        <w:rPr>
-          <w:rFonts w:ascii="Arial" w:eastAsia="Arial" w:hAnsi="Arial" w:cs="Arial"/>
-          <w:i/>
-          <w:iCs/>
-          <w:sz w:val="22"/>
-          <w:szCs w:val="22"/>
-        </w:rPr>
-      </w:pPr>
-    </w:p>
-    <w:p>
-      <w:pPr>
-        <w:spacing w:before="2" w:line="276" w:lineRule="auto"/>
-        <w:ind w:right="74"/>
-        <w:jc w:val="right"/>
-        <w:rPr>
-          <w:rFonts w:ascii="Arial" w:eastAsia="Arial" w:hAnsi="Arial" w:cs="Arial"/>
-          <w:i/>
-          <w:iCs/>
-          <w:sz w:val="22"/>
-          <w:szCs w:val="22"/>
-        </w:rPr>
-      </w:pPr>
-    </w:p>
-    <w:p>
-      <w:pPr>
-        <w:spacing w:before="2" w:line="276" w:lineRule="auto"/>
-        <w:ind w:right="74"/>
-        <w:jc w:val="right"/>
-        <w:rPr>
-          <w:rFonts w:ascii="Arial" w:eastAsia="Arial" w:hAnsi="Arial" w:cs="Arial"/>
-          <w:i/>
-          <w:iCs/>
-          <w:sz w:val="22"/>
-          <w:szCs w:val="22"/>
-        </w:rPr>
-      </w:pPr>
-    </w:p>
-    <w:p>
-      <w:pPr>
-        <w:spacing w:before="2" w:line="276" w:lineRule="auto"/>
-        <w:ind w:right="74"/>
-        <w:jc w:val="right"/>
-        <w:rPr>
-          <w:rFonts w:ascii="Arial" w:eastAsia="Arial" w:hAnsi="Arial" w:cs="Arial"/>
-          <w:i/>
-          <w:iCs/>
-          <w:sz w:val="22"/>
-          <w:szCs w:val="22"/>
-        </w:rPr>
-      </w:pPr>
-    </w:p>
-    <w:p>
-      <w:pPr>
-        <w:spacing w:before="2" w:line="276" w:lineRule="auto"/>
-        <w:ind w:right="74"/>
-        <w:jc w:val="right"/>
-        <w:rPr>
-          <w:rFonts w:ascii="Arial" w:eastAsia="Arial" w:hAnsi="Arial" w:cs="Arial"/>
-          <w:i/>
-          <w:iCs/>
-          <w:sz w:val="22"/>
-          <w:szCs w:val="22"/>
-        </w:rPr>
-      </w:pPr>
-    </w:p>
-    <w:p>
-      <w:pPr>
-        <w:spacing w:before="2" w:line="276" w:lineRule="auto"/>
-        <w:ind w:right="74"/>
-        <w:jc w:val="right"/>
-        <w:rPr>
-          <w:rFonts w:ascii="Arial" w:eastAsia="Arial" w:hAnsi="Arial" w:cs="Arial"/>
-          <w:i/>
-          <w:iCs/>
-          <w:sz w:val="22"/>
-          <w:szCs w:val="22"/>
-        </w:rPr>
         <w:sectPr>
           <w:pgSz w:w="16840" w:h="11920" w:orient="landscape"/>
           <w:pgMar w:top="993" w:right="720" w:bottom="426" w:left="1418" w:header="720" w:footer="369" w:gutter="0"/>
@@ -14889,32 +14202,182 @@
       <w:r>
         <w:rPr>
           <w:rFonts w:ascii="Arial" w:eastAsia="Arial" w:hAnsi="Arial" w:cs="Arial"/>
-          <w:i/>
-          <w:iCs/>
-          <w:sz w:val="22"/>
-          <w:szCs w:val="22"/>
-        </w:rPr>
-        <w:t>D</w:t>
-      </w:r>
-      <w:r>
-        <w:rPr>
-          <w:rFonts w:ascii="Arial" w:eastAsia="Arial" w:hAnsi="Arial" w:cs="Arial"/>
-          <w:i/>
-          <w:iCs/>
-          <w:sz w:val="22"/>
-          <w:szCs w:val="22"/>
-        </w:rPr>
-        <w:t>emikian</w:t>
-      </w:r>
-      <w:r>
-        <w:rPr>
-          <w:rFonts w:ascii="Arial" w:eastAsia="Arial" w:hAnsi="Arial" w:cs="Arial"/>
-          <w:i/>
-          <w:iCs/>
-          <w:sz w:val="22"/>
-          <w:szCs w:val="22"/>
-        </w:rPr>
-        <w:t>...</w:t>
+          <w:sz w:val="22"/>
+          <w:szCs w:val="22"/>
+        </w:rPr>
+        <w:t xml:space="preserve">Berdasarkan Rapat Reviu Dokumen </w:t>
+      </w:r>
+      <w:r>
+        <w:rPr>
+          <w:rFonts w:ascii="Arial" w:eastAsia="Arial" w:hAnsi="Arial" w:cs="Arial"/>
+          <w:sz w:val="22"/>
+          <w:szCs w:val="22"/>
+        </w:rPr>
+        <w:t>Kualifikasi</w:t>
+      </w:r>
+      <w:r>
+        <w:rPr>
+          <w:rFonts w:ascii="Arial" w:eastAsia="Arial" w:hAnsi="Arial" w:cs="Arial"/>
+          <w:sz w:val="22"/>
+          <w:szCs w:val="22"/>
+        </w:rPr>
+        <w:t xml:space="preserve"> yang telah dilakukan, Pokja Pemilihan, Tim Pelaksana, dan PPK </w:t>
+      </w:r>
+      <w:r>
+        <w:rPr>
+          <w:rFonts w:ascii="Arial" w:eastAsia="Arial" w:hAnsi="Arial" w:cs="Arial"/>
+          <w:b/>
+          <w:bCs/>
+          <w:sz w:val="22"/>
+          <w:szCs w:val="22"/>
+        </w:rPr>
+        <w:t>sepakat</w:t>
+      </w:r>
+      <w:r>
+        <w:rPr>
+          <w:rFonts w:ascii="Arial" w:eastAsia="Arial" w:hAnsi="Arial" w:cs="Arial"/>
+          <w:sz w:val="22"/>
+          <w:szCs w:val="22"/>
+        </w:rPr>
+        <w:t xml:space="preserve"> untuk </w:t>
+      </w:r>
+      <w:r>
+        <w:rPr>
+          <w:rFonts w:ascii="Arial" w:eastAsia="Arial" w:hAnsi="Arial" w:cs="Arial"/>
+          <w:sz w:val="22"/>
+          <w:szCs w:val="22"/>
+        </w:rPr>
+        <w:t>ditetapkan</w:t>
+      </w:r>
+      <w:r>
+        <w:rPr>
+          <w:rFonts w:ascii="Arial" w:eastAsia="Arial" w:hAnsi="Arial" w:cs="Arial"/>
+          <w:sz w:val="22"/>
+          <w:szCs w:val="22"/>
+        </w:rPr>
+        <w:t xml:space="preserve"> Dokumen </w:t>
+      </w:r>
+      <w:r>
+        <w:rPr>
+          <w:rFonts w:ascii="Arial" w:eastAsia="Arial" w:hAnsi="Arial" w:cs="Arial"/>
+          <w:sz w:val="22"/>
+          <w:szCs w:val="22"/>
+        </w:rPr>
+        <w:t>Kualifikasi.</w:t>
+      </w:r>
+      <w:r>
+        <w:rPr>
+          <w:rFonts w:ascii="Arial" w:eastAsia="Arial" w:hAnsi="Arial" w:cs="Arial"/>
+          <w:noProof/>
+          <w:sz w:val="22"/>
+          <w:szCs w:val="22"/>
+        </w:rPr>
+        <mc:AlternateContent>
+          <mc:Choice Requires="wps">
+            <w:drawing>
+              <wp:anchor distT="45720" distB="45720" distL="114300" distR="114300" simplePos="0" relativeHeight="251663360" behindDoc="0" locked="0" layoutInCell="1" allowOverlap="1" wp14:anchorId="384AEFED" wp14:editId="2A4A8476">
+                <wp:simplePos x="0" y="0"/>
+                <wp:positionH relativeFrom="margin">
+                  <wp:align>right</wp:align>
+                </wp:positionH>
+                <wp:positionV relativeFrom="margin">
+                  <wp:align>bottom</wp:align>
+                </wp:positionV>
+                <wp:extent cx="937260" cy="344170"/>
+                <wp:effectExtent l="0" t="0" r="0" b="0"/>
+                <wp:wrapSquare wrapText="bothSides"/>
+                <wp:docPr id="3" name="Text Box 2"/>
+                <wp:cNvGraphicFramePr>
+                  <a:graphicFrameLocks xmlns:a="http://schemas.openxmlformats.org/drawingml/2006/main"/>
+                </wp:cNvGraphicFramePr>
+                <a:graphic xmlns:a="http://schemas.openxmlformats.org/drawingml/2006/main">
+                  <a:graphicData uri="http://schemas.microsoft.com/office/word/2010/wordprocessingShape">
+                    <wps:wsp>
+                      <wps:cNvSpPr txBox="1">
+                        <a:spLocks noChangeArrowheads="1"/>
+                      </wps:cNvSpPr>
+                      <wps:spPr bwMode="auto">
+                        <a:xfrm>
+                          <a:off x="0" y="0"/>
+                          <a:ext cx="937260" cy="344170"/>
+                        </a:xfrm>
+                        <a:prstGeom prst="rect">
+                          <a:avLst/>
+                        </a:prstGeom>
+                        <a:solidFill>
+                          <a:srgbClr val="FFFFFF"/>
+                        </a:solidFill>
+                        <a:ln w="9525">
+                          <a:noFill/>
+                          <a:miter lim="800000"/>
+                          <a:headEnd/>
+                          <a:tailEnd/>
+                        </a:ln>
+                      </wps:spPr>
+                      <wps:txbx>
+                        <w:txbxContent>
+                          <w:p>
+                            <w:proofErr w:type="spellStart"/>
+                            <w:r>
+                              <w:rPr>
+                                <w:rFonts w:ascii="Arial" w:hAnsi="Arial" w:cs="Arial"/>
+                                <w:sz w:val="22"/>
+                                <w:szCs w:val="22"/>
+                                <w:lang w:val="en-US"/>
+                              </w:rPr>
+                              <w:t>Demikian</w:t>
+                            </w:r>
+                            <w:proofErr w:type="spellEnd"/>
+                            <w:r>
+                              <w:rPr>
+                                <w:rFonts w:ascii="Arial" w:hAnsi="Arial" w:cs="Arial"/>
+                                <w:sz w:val="22"/>
+                                <w:szCs w:val="22"/>
+                                <w:lang w:val="en-US"/>
+                              </w:rPr>
+                              <w:t>…</w:t>
+                            </w:r>
+                          </w:p>
+                        </w:txbxContent>
+                      </wps:txbx>
+                      <wps:bodyPr rot="0" vert="horz" wrap="square" lIns="91440" tIns="45720" rIns="91440" bIns="45720" anchor="t" anchorCtr="0">
+                        <a:noAutofit/>
+                      </wps:bodyPr>
+                    </wps:wsp>
+                  </a:graphicData>
+                </a:graphic>
+                <wp14:sizeRelH relativeFrom="margin">
+                  <wp14:pctWidth>0</wp14:pctWidth>
+                </wp14:sizeRelH>
+                <wp14:sizeRelV relativeFrom="margin">
+                  <wp14:pctHeight>0</wp14:pctHeight>
+                </wp14:sizeRelV>
+              </wp:anchor>
+            </w:drawing>
+          </mc:Choice>
+          <mc:Fallback>
+            <w:pict>
+              <v:shape w14:anchorId="384AEFED" id="_x0000_s1028" type="#_x0000_t202" style="position:absolute;left:0;text-align:left;margin-left:22.6pt;margin-top:0;width:73.8pt;height:27.1pt;z-index:251663360;visibility:visible;mso-wrap-style:square;mso-width-percent:0;mso-height-percent:0;mso-wrap-distance-left:9pt;mso-wrap-distance-top:3.6pt;mso-wrap-distance-right:9pt;mso-wrap-distance-bottom:3.6pt;mso-position-horizontal:right;mso-position-horizontal-relative:margin;mso-position-vertical:bottom;mso-position-vertical-relative:margin;mso-width-percent:0;mso-height-percent:0;mso-width-relative:margin;mso-height-relative:margin;v-text-anchor:top" o:gfxdata="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" stroked="f">
+                <v:textbox>
+                  <w:txbxContent>
+                    <w:p>
+                      <w:r>
+                        <w:rPr>
+                          <w:rFonts w:ascii="Arial" w:hAnsi="Arial" w:cs="Arial"/>
+                          <w:sz w:val="22"/>
+                          <w:szCs w:val="22"/>
+                          <w:lang w:val="en-US"/>
+                        </w:rPr>
+                        <w:t>Demikian…</w:t>
+                      </w:r>
+                    </w:p>
+                  </w:txbxContent>
+                </v:textbox>
+                <w10:wrap type="square" anchorx="margin" anchory="margin"/>
+              </v:shape>
+            </w:pict>
+          </mc:Fallback>
+        </mc:AlternateContent>
       </w:r>
     </w:p>
     <w:p>
@@ -16846,7 +16309,7 @@
       </w:pPr>
     </w:p>
     <w:sectPr>
-      <w:footerReference w:type="default" r:id="rId17"/>
+      <w:footerReference w:type="default" r:id="rId15"/>
       <w:pgSz w:w="11920" w:h="16840"/>
       <w:pgMar w:top="1134" w:right="1134" w:bottom="1134" w:left="1418" w:header="720" w:footer="374" w:gutter="0"/>
       <w:cols w:space="720"/>
@@ -16883,6 +16346,7 @@
   <w:p>
     <w:pPr>
       <w:pStyle w:val="Footer"/>
+      <w:jc w:val="center"/>
     </w:pPr>
   </w:p>
 </w:ftr>
@@ -16900,17 +16364,6 @@
 </file>
 
 <file path=word/footer3.xml><?xml version="1.0" encoding="utf-8"?>
-<w:ftr xmlns:wpc="http://schemas.microsoft.com/office/word/2010/wordprocessingCanvas" xmlns:cx="http://schemas.microsoft.com/office/drawing/2014/chartex" xmlns:cx1="http://schemas.microsoft.com/office/drawing/2015/9/8/chartex" xmlns:cx2="http://schemas.microsoft.com/office/drawing/2015/10/21/chartex" xmlns:cx3="http://schemas.microsoft.com/office/drawing/2016/5/9/chartex" xmlns:cx4="http://schemas.microsoft.com/office/drawing/2016/5/10/chartex" xmlns:cx5="http://schemas.microsoft.com/office/drawing/2016/5/11/chartex" xmlns:cx6="http://schemas.microsoft.com/office/drawing/2016/5/12/chartex" xmlns:cx7="http://schemas.microsoft.com/office/drawing/2016/5/13/chartex" xmlns:cx8="http://schemas.microsoft.com/office/drawing/2016/5/14/chartex" xmlns:mc="http://schemas.openxmlformats.org/markup-compatibility/2006" xmlns:aink="http://schemas.microsoft.com/office/drawing/2016/ink" xmlns:am3d="http://schemas.microsoft.com/office/drawing/2017/model3d" xmlns:o="urn:schemas-microsoft-com:office:office" xmlns:r="http://schemas.openxmlformats.org/officeDocument/2006/relationships" xmlns:m="http://schemas.openxmlformats.org/officeDocument/2006/math" xmlns:v="urn:schemas-microsoft-com:vml" xmlns:wp14="http://schemas.microsoft.com/office/word/2010/wordprocessingDrawing" xmlns:wp="http://schemas.openxmlformats.org/drawingml/2006/wordprocessingDrawing" xmlns:w10="urn:schemas-microsoft-com:office:word" xmlns:w="http://schemas.openxmlformats.org/wordprocessingml/2006/main" xmlns:w14="http://schemas.microsoft.com/office/word/2010/wordml" xmlns:w15="http://schemas.microsoft.com/office/word/2012/wordml" xmlns:w16cex="http://schemas.microsoft.com/office/word/2018/wordml/cex" xmlns:w16cid="http://schemas.microsoft.com/office/word/2016/wordml/cid" xmlns:w16="http://schemas.microsoft.com/office/word/2018/wordml" xmlns:w16sdtdh="http://schemas.microsoft.com/office/word/2020/wordml/sdtdatahash" xmlns:w16se="http://schemas.microsoft.com/office/word/2015/wordml/symex" xmlns:wpg="http://schemas.microsoft.com/office/word/2010/wordprocessingGroup" xmlns:wpi="http://schemas.microsoft.com/office/word/2010/wordprocessingInk" xmlns:wne="http://schemas.microsoft.com/office/word/2006/wordml" xmlns:wps="http://schemas.microsoft.com/office/word/2010/wordprocessingShape" mc:Ignorable="w14 w15 w16se w16cid w16 w16cex w16sdtdh wp14">
-  <w:p>
-    <w:pPr>
-      <w:pStyle w:val="Footer"/>
-      <w:jc w:val="center"/>
-    </w:pPr>
-  </w:p>
-</w:ftr>
-</file>
-
-<file path=word/footer4.xml><?xml version="1.0" encoding="utf-8"?>
 <w:ftr xmlns:wpc="http://schemas.microsoft.com/office/word/2010/wordprocessingCanvas" xmlns:cx="http://schemas.microsoft.com/office/drawing/2014/chartex" xmlns:cx1="http://schemas.microsoft.com/office/drawing/2015/9/8/chartex" xmlns:cx2="http://schemas.microsoft.com/office/drawing/2015/10/21/chartex" xmlns:cx3="http://schemas.microsoft.com/office/drawing/2016/5/9/chartex" xmlns:cx4="http://schemas.microsoft.com/office/drawing/2016/5/10/chartex" xmlns:cx5="http://schemas.microsoft.com/office/drawing/2016/5/11/chartex" xmlns:cx6="http://schemas.microsoft.com/office/drawing/2016/5/12/chartex" xmlns:cx7="http://schemas.microsoft.com/office/drawing/2016/5/13/chartex" xmlns:cx8="http://schemas.microsoft.com/office/drawing/2016/5/14/chartex" xmlns:mc="http://schemas.openxmlformats.org/markup-compatibility/2006" xmlns:aink="http://schemas.microsoft.com/office/drawing/2016/ink" xmlns:am3d="http://schemas.microsoft.com/office/drawing/2017/model3d" xmlns:o="urn:schemas-microsoft-com:office:office" xmlns:r="http://schemas.openxmlformats.org/officeDocument/2006/relationships" xmlns:m="http://schemas.openxmlformats.org/officeDocument/2006/math" xmlns:v="urn:schemas-microsoft-com:vml" xmlns:wp14="http://schemas.microsoft.com/office/word/2010/wordprocessingDrawing" xmlns:wp="http://schemas.openxmlformats.org/drawingml/2006/wordprocessingDrawing" xmlns:w10="urn:schemas-microsoft-com:office:word" xmlns:w="http://schemas.openxmlformats.org/wordprocessingml/2006/main" xmlns:w14="http://schemas.microsoft.com/office/word/2010/wordml" xmlns:w15="http://schemas.microsoft.com/office/word/2012/wordml" xmlns:w16cex="http://schemas.microsoft.com/office/word/2018/wordml/cex" xmlns:w16cid="http://schemas.microsoft.com/office/word/2016/wordml/cid" xmlns:w16="http://schemas.microsoft.com/office/word/2018/wordml" xmlns:w16sdtdh="http://schemas.microsoft.com/office/word/2020/wordml/sdtdatahash" xmlns:w16se="http://schemas.microsoft.com/office/word/2015/wordml/symex" xmlns:wpg="http://schemas.microsoft.com/office/word/2010/wordprocessingGroup" xmlns:wpi="http://schemas.microsoft.com/office/word/2010/wordprocessingInk" xmlns:wne="http://schemas.microsoft.com/office/word/2006/wordml" xmlns:wps="http://schemas.microsoft.com/office/word/2010/wordprocessingShape" mc:Ignorable="w14 w15 w16se w16cid w16 w16cex w16sdtdh wp14">
   <w:p>
     <w:pPr>
@@ -16994,16 +16447,6 @@
   <w:p>
     <w:pPr>
       <w:pStyle w:val="Header"/>
-    </w:pPr>
-  </w:p>
-</w:hdr>
-</file>
-
-<file path=word/header2.xml><?xml version="1.0" encoding="utf-8"?>
-<w:hdr xmlns:wpc="http://schemas.microsoft.com/office/word/2010/wordprocessingCanvas" xmlns:cx="http://schemas.microsoft.com/office/drawing/2014/chartex" xmlns:cx1="http://schemas.microsoft.com/office/drawing/2015/9/8/chartex" xmlns:cx2="http://schemas.microsoft.com/office/drawing/2015/10/21/chartex" xmlns:cx3="http://schemas.microsoft.com/office/drawing/2016/5/9/chartex" xmlns:cx4="http://schemas.microsoft.com/office/drawing/2016/5/10/chartex" xmlns:cx5="http://schemas.microsoft.com/office/drawing/2016/5/11/chartex" xmlns:cx6="http://schemas.microsoft.com/office/drawing/2016/5/12/chartex" xmlns:cx7="http://schemas.microsoft.com/office/drawing/2016/5/13/chartex" xmlns:cx8="http://schemas.microsoft.com/office/drawing/2016/5/14/chartex" xmlns:mc="http://schemas.openxmlformats.org/markup-compatibility/2006" xmlns:aink="http://schemas.microsoft.com/office/drawing/2016/ink" xmlns:am3d="http://schemas.microsoft.com/office/drawing/2017/model3d" xmlns:o="urn:schemas-microsoft-com:office:office" xmlns:r="http://schemas.openxmlformats.org/officeDocument/2006/relationships" xmlns:m="http://schemas.openxmlformats.org/officeDocument/2006/math" xmlns:v="urn:schemas-microsoft-com:vml" xmlns:wp14="http://schemas.microsoft.com/office/word/2010/wordprocessingDrawing" xmlns:wp="http://schemas.openxmlformats.org/drawingml/2006/wordprocessingDrawing" xmlns:w10="urn:schemas-microsoft-com:office:word" xmlns:w="http://schemas.openxmlformats.org/wordprocessingml/2006/main" xmlns:w14="http://schemas.microsoft.com/office/word/2010/wordml" xmlns:w15="http://schemas.microsoft.com/office/word/2012/wordml" xmlns:w16cex="http://schemas.microsoft.com/office/word/2018/wordml/cex" xmlns:w16cid="http://schemas.microsoft.com/office/word/2016/wordml/cid" xmlns:w16="http://schemas.microsoft.com/office/word/2018/wordml" xmlns:w16sdtdh="http://schemas.microsoft.com/office/word/2020/wordml/sdtdatahash" xmlns:w16se="http://schemas.microsoft.com/office/word/2015/wordml/symex" xmlns:wpg="http://schemas.microsoft.com/office/word/2010/wordprocessingGroup" xmlns:wpi="http://schemas.microsoft.com/office/word/2010/wordprocessingInk" xmlns:wne="http://schemas.microsoft.com/office/word/2006/wordml" xmlns:wps="http://schemas.microsoft.com/office/word/2010/wordprocessingShape" mc:Ignorable="w14 w15 w16se w16cid w16 w16cex w16sdtdh wp14">
-  <w:p>
-    <w:pPr>
-      <w:pStyle w:val="Header"/>
       <w:jc w:val="center"/>
     </w:pPr>
   </w:p>
@@ -17015,7 +16458,7 @@
 </w:hdr>
 </file>
 
-<file path=word/header3.xml><?xml version="1.0" encoding="utf-8"?>
+<file path=word/header2.xml><?xml version="1.0" encoding="utf-8"?>
 <w:hdr xmlns:wpc="http://schemas.microsoft.com/office/word/2010/wordprocessingCanvas" xmlns:cx="http://schemas.microsoft.com/office/drawing/2014/chartex" xmlns:cx1="http://schemas.microsoft.com/office/drawing/2015/9/8/chartex" xmlns:cx2="http://schemas.microsoft.com/office/drawing/2015/10/21/chartex" xmlns:cx3="http://schemas.microsoft.com/office/drawing/2016/5/9/chartex" xmlns:cx4="http://schemas.microsoft.com/office/drawing/2016/5/10/chartex" xmlns:cx5="http://schemas.microsoft.com/office/drawing/2016/5/11/chartex" xmlns:cx6="http://schemas.microsoft.com/office/drawing/2016/5/12/chartex" xmlns:cx7="http://schemas.microsoft.com/office/drawing/2016/5/13/chartex" xmlns:cx8="http://schemas.microsoft.com/office/drawing/2016/5/14/chartex" xmlns:mc="http://schemas.openxmlformats.org/markup-compatibility/2006" xmlns:aink="http://schemas.microsoft.com/office/drawing/2016/ink" xmlns:am3d="http://schemas.microsoft.com/office/drawing/2017/model3d" xmlns:o="urn:schemas-microsoft-com:office:office" xmlns:r="http://schemas.openxmlformats.org/officeDocument/2006/relationships" xmlns:m="http://schemas.openxmlformats.org/officeDocument/2006/math" xmlns:v="urn:schemas-microsoft-com:vml" xmlns:wp14="http://schemas.microsoft.com/office/word/2010/wordprocessingDrawing" xmlns:wp="http://schemas.openxmlformats.org/drawingml/2006/wordprocessingDrawing" xmlns:w10="urn:schemas-microsoft-com:office:word" xmlns:w="http://schemas.openxmlformats.org/wordprocessingml/2006/main" xmlns:w14="http://schemas.microsoft.com/office/word/2010/wordml" xmlns:w15="http://schemas.microsoft.com/office/word/2012/wordml" xmlns:w16cex="http://schemas.microsoft.com/office/word/2018/wordml/cex" xmlns:w16cid="http://schemas.microsoft.com/office/word/2016/wordml/cid" xmlns:w16="http://schemas.microsoft.com/office/word/2018/wordml" xmlns:w16sdtdh="http://schemas.microsoft.com/office/word/2020/wordml/sdtdatahash" xmlns:w16se="http://schemas.microsoft.com/office/word/2015/wordml/symex" xmlns:wpg="http://schemas.microsoft.com/office/word/2010/wordprocessingGroup" xmlns:wpi="http://schemas.microsoft.com/office/word/2010/wordprocessingInk" xmlns:wne="http://schemas.microsoft.com/office/word/2006/wordml" xmlns:wps="http://schemas.microsoft.com/office/word/2010/wordprocessingShape" mc:Ignorable="w14 w15 w16se w16cid w16 w16cex w16sdtdh wp14">
   <w:p>
     <w:pPr>
@@ -17036,72 +16479,69 @@
     <w:bookmarkStart w:id="4" w:name="_Hlk186188841"/>
     <w:bookmarkStart w:id="5" w:name="_Hlk186189107"/>
     <w:bookmarkStart w:id="6" w:name="_Hlk186189108"/>
-    <w:bookmarkStart w:id="7" w:name="_Hlk186189264"/>
-    <w:bookmarkStart w:id="8" w:name="_Hlk186189265"/>
-    <w:bookmarkStart w:id="9" w:name="_Hlk186189287"/>
-    <w:bookmarkStart w:id="10" w:name="_Hlk186189288"/>
-    <w:bookmarkStart w:id="11" w:name="_Hlk186189395"/>
-    <w:bookmarkStart w:id="12" w:name="_Hlk186189396"/>
     <w:r>
       <w:rPr>
-        <w:rFonts w:ascii="Arial" w:eastAsia="Calibri" w:hAnsi="Arial" w:cs="Arial"/>
         <w:noProof/>
-        <w:sz w:val="36"/>
-        <w:szCs w:val="36"/>
+        <w:lang w:val="en-US"/>
       </w:rPr>
       <w:drawing>
-        <wp:anchor distT="0" distB="0" distL="114300" distR="114300" simplePos="0" relativeHeight="251659264" behindDoc="0" locked="0" layoutInCell="1" allowOverlap="1" wp14:anchorId="654F296C" wp14:editId="28F50D78">
+        <wp:anchor distT="0" distB="0" distL="114300" distR="114300" simplePos="0" relativeHeight="251660288" behindDoc="0" locked="0" layoutInCell="1" allowOverlap="1" wp14:anchorId="3B232E0D" wp14:editId="4FAA6DE1">
           <wp:simplePos x="0" y="0"/>
-          <wp:positionH relativeFrom="column">
-            <wp:posOffset>-324221</wp:posOffset>
+          <wp:positionH relativeFrom="margin">
+            <wp:posOffset>-308344</wp:posOffset>
           </wp:positionH>
           <wp:positionV relativeFrom="paragraph">
-            <wp:posOffset>6985</wp:posOffset>
+            <wp:posOffset>6867</wp:posOffset>
           </wp:positionV>
-          <wp:extent cx="835200" cy="835200"/>
-          <wp:effectExtent l="0" t="0" r="3175" b="3175"/>
+          <wp:extent cx="810000" cy="810000"/>
+          <wp:effectExtent l="0" t="0" r="9525" b="9525"/>
           <wp:wrapNone/>
-          <wp:docPr id="1" name="Picture 1" descr="A yellow and blue logo&#10;&#10;Description automatically generated"/>
+          <wp:docPr id="2" name="Picture 3"/>
           <wp:cNvGraphicFramePr>
-            <a:graphicFrameLocks xmlns:a="http://schemas.openxmlformats.org/drawingml/2006/main"/>
+            <a:graphicFrameLocks xmlns:a="http://schemas.openxmlformats.org/drawingml/2006/main" noChangeAspect="1"/>
           </wp:cNvGraphicFramePr>
           <a:graphic xmlns:a="http://schemas.openxmlformats.org/drawingml/2006/main">
             <a:graphicData uri="http://schemas.openxmlformats.org/drawingml/2006/picture">
               <pic:pic xmlns:pic="http://schemas.openxmlformats.org/drawingml/2006/picture">
                 <pic:nvPicPr>
-                  <pic:cNvPr id="469225509" name="Picture 469225509" descr="A yellow and blue logo&#10;&#10;Description automatically generated"/>
+                  <pic:cNvPr id="0" name="Picture 1"/>
                   <pic:cNvPicPr>
-                    <a:picLocks noChangeAspect="1"/>
+                    <a:picLocks noChangeAspect="1" noChangeArrowheads="1"/>
                   </pic:cNvPicPr>
                 </pic:nvPicPr>
                 <pic:blipFill>
-                  <a:blip r:embed="rId1" cstate="print">
+                  <a:blip r:embed="rId1">
                     <a:extLst>
                       <a:ext uri="{28A0092B-C50C-407E-A947-70E740481C1C}">
                         <a14:useLocalDpi xmlns:a14="http://schemas.microsoft.com/office/drawing/2010/main" val="0"/>
                       </a:ext>
                     </a:extLst>
                   </a:blip>
+                  <a:srcRect/>
                   <a:stretch>
                     <a:fillRect/>
                   </a:stretch>
                 </pic:blipFill>
-                <pic:spPr>
+                <pic:spPr bwMode="auto">
                   <a:xfrm>
                     <a:off x="0" y="0"/>
-                    <a:ext cx="835200" cy="835200"/>
+                    <a:ext cx="810000" cy="810000"/>
                   </a:xfrm>
                   <a:prstGeom prst="rect">
                     <a:avLst/>
                   </a:prstGeom>
+                  <a:noFill/>
+                  <a:ln>
+                    <a:noFill/>
+                  </a:ln>
                 </pic:spPr>
               </pic:pic>
             </a:graphicData>
           </a:graphic>
-          <wp14:sizeRelH relativeFrom="margin">
+          <wp14:sizeRelH relativeFrom="page">
             <wp14:pctWidth>0</wp14:pctWidth>
           </wp14:sizeRelH>
-          <wp14:sizeRelV relativeFrom="margin">
+          <wp14:sizeRelV relativeFrom="page">
             <wp14:pctHeight>0</wp14:pctHeight>
           </wp14:sizeRelV>
         </wp:anchor>
@@ -17127,8 +16567,6 @@
       <w:outlineLvl w:val="4"/>
       <w:rPr>
         <w:rFonts w:ascii="Arial" w:hAnsi="Arial" w:cs="Arial"/>
-        <w:b/>
-        <w:bCs/>
         <w:sz w:val="28"/>
         <w:szCs w:val="28"/>
       </w:rPr>
@@ -17175,8 +16613,9 @@
       <w:jc w:val="center"/>
       <w:rPr>
         <w:rFonts w:ascii="Arial" w:eastAsia="Calibri" w:hAnsi="Arial" w:cs="Arial"/>
-        <w:sz w:val="18"/>
-        <w:szCs w:val="18"/>
+        <w:spacing w:val="-8"/>
+        <w:sz w:val="16"/>
+        <w:szCs w:val="16"/>
       </w:rPr>
     </w:pPr>
     <w:r>
@@ -17184,18 +16623,32 @@
         <w:rFonts w:ascii="Arial" w:eastAsia="Calibri" w:hAnsi="Arial" w:cs="Arial"/>
         <w:b/>
         <w:bCs/>
-        <w:sz w:val="18"/>
-        <w:szCs w:val="18"/>
+        <w:spacing w:val="-8"/>
+        <w:sz w:val="16"/>
+        <w:szCs w:val="16"/>
+        <w:lang w:val="en-US"/>
       </w:rPr>
-      <w:t xml:space="preserve">TIM PELAKSANA </w:t>
+      <w:t>TIM PELAKSANA</w:t>
     </w:r>
     <w:r>
       <w:rPr>
         <w:rFonts w:ascii="Arial" w:eastAsia="Calibri" w:hAnsi="Arial" w:cs="Arial"/>
         <w:b/>
         <w:bCs/>
-        <w:sz w:val="18"/>
-        <w:szCs w:val="18"/>
+        <w:spacing w:val="-8"/>
+        <w:sz w:val="16"/>
+        <w:szCs w:val="16"/>
+      </w:rPr>
+      <w:t xml:space="preserve"> </w:t>
+    </w:r>
+    <w:r>
+      <w:rPr>
+        <w:rFonts w:ascii="Arial" w:eastAsia="Calibri" w:hAnsi="Arial" w:cs="Arial"/>
+        <w:b/>
+        <w:bCs/>
+        <w:spacing w:val="-8"/>
+        <w:sz w:val="16"/>
+        <w:szCs w:val="16"/>
         <w:lang w:val="en-US"/>
       </w:rPr>
       <w:t>{</w:t>
@@ -17206,8 +16659,9 @@
         <w:rFonts w:ascii="Arial" w:eastAsia="Calibri" w:hAnsi="Arial" w:cs="Arial"/>
         <w:b/>
         <w:bCs/>
-        <w:sz w:val="18"/>
-        <w:szCs w:val="18"/>
+        <w:spacing w:val="-8"/>
+        <w:sz w:val="16"/>
+        <w:szCs w:val="16"/>
         <w:lang w:val="en-US"/>
       </w:rPr>
       <w:t>kode_pokja</w:t>
@@ -17218,8 +16672,9 @@
         <w:rFonts w:ascii="Arial" w:eastAsia="Calibri" w:hAnsi="Arial" w:cs="Arial"/>
         <w:b/>
         <w:bCs/>
-        <w:sz w:val="18"/>
-        <w:szCs w:val="18"/>
+        <w:spacing w:val="-8"/>
+        <w:sz w:val="16"/>
+        <w:szCs w:val="16"/>
         <w:lang w:val="en-US"/>
       </w:rPr>
       <w:t>}</w:t>
@@ -17229,10 +16684,23 @@
         <w:rFonts w:ascii="Arial" w:eastAsia="Calibri" w:hAnsi="Arial" w:cs="Arial"/>
         <w:b/>
         <w:bCs/>
-        <w:sz w:val="18"/>
-        <w:szCs w:val="18"/>
+        <w:spacing w:val="-8"/>
+        <w:sz w:val="16"/>
+        <w:szCs w:val="16"/>
+        <w:lang w:val="en-US"/>
       </w:rPr>
-      <w:t xml:space="preserve"> BP2JK WILAYAH KALIMANTAN SELATAN TAHUN ANGGARAN 2026</w:t>
+      <w:t xml:space="preserve"> </w:t>
+    </w:r>
+    <w:r>
+      <w:rPr>
+        <w:rFonts w:ascii="Arial" w:eastAsia="Calibri" w:hAnsi="Arial" w:cs="Arial"/>
+        <w:b/>
+        <w:bCs/>
+        <w:spacing w:val="-8"/>
+        <w:sz w:val="16"/>
+        <w:szCs w:val="16"/>
+      </w:rPr>
+      <w:t>BP2JK WILAYAH KALIMANTAN SELATAN TAHUN ANGGARAN 2026</w:t>
     </w:r>
   </w:p>
   <w:p>
@@ -17244,30 +16712,47 @@
       <w:jc w:val="center"/>
       <w:rPr>
         <w:rFonts w:ascii="Arial" w:eastAsia="Calibri" w:hAnsi="Arial" w:cs="Arial"/>
-        <w:spacing w:val="1"/>
-        <w:sz w:val="14"/>
-        <w:szCs w:val="14"/>
+        <w:sz w:val="15"/>
+        <w:szCs w:val="15"/>
       </w:rPr>
     </w:pPr>
     <w:r>
       <w:rPr>
         <w:rFonts w:ascii="Arial" w:eastAsia="Calibri" w:hAnsi="Arial" w:cs="Arial"/>
-        <w:sz w:val="14"/>
-        <w:szCs w:val="14"/>
+        <w:sz w:val="15"/>
+        <w:szCs w:val="15"/>
       </w:rPr>
-      <w:t xml:space="preserve">Alamat: Jl. Yos Sudarso No. 37A Lt.2, Banjarmasin 70119 Telp.0511-6723416 email: </w:t>
+      <w:t xml:space="preserve">Jl. Yos Sudarso No. 37A Lt.2, Banjarmasin 70119 Telepon (0511) 6723416 Surel </w:t>
     </w:r>
     <w:hyperlink r:id="rId2" w:history="1">
       <w:r>
         <w:rPr>
           <w:rStyle w:val="Hyperlink"/>
           <w:rFonts w:ascii="Arial" w:eastAsia="Calibri" w:hAnsi="Arial" w:cs="Arial"/>
-          <w:sz w:val="14"/>
-          <w:szCs w:val="14"/>
-        </w:rPr>
-        <w:t>mirzareynaldi@pu.go.id</w:t>
+          <w:sz w:val="15"/>
+          <w:szCs w:val="15"/>
+          <w:lang w:val="en-US"/>
+        </w:rPr>
+        <w:t>mirzayreynaldi@pu.go.id</w:t>
       </w:r>
     </w:hyperlink>
+    <w:r>
+      <w:rPr>
+        <w:rFonts w:ascii="Arial" w:eastAsia="Calibri" w:hAnsi="Arial" w:cs="Arial"/>
+        <w:sz w:val="15"/>
+        <w:szCs w:val="15"/>
+        <w:lang w:val="en-US"/>
+      </w:rPr>
+      <w:t xml:space="preserve"> </w:t>
+    </w:r>
+    <w:r>
+      <w:rPr>
+        <w:rFonts w:ascii="Arial" w:eastAsia="Calibri" w:hAnsi="Arial" w:cs="Arial"/>
+        <w:sz w:val="15"/>
+        <w:szCs w:val="15"/>
+      </w:rPr>
+      <w:t xml:space="preserve">  </w:t>
+    </w:r>
   </w:p>
   <w:bookmarkEnd w:id="1"/>
   <w:bookmarkEnd w:id="2"/>
@@ -17293,7 +16778,7 @@
       <mc:AlternateContent>
         <mc:Choice Requires="wps">
           <w:drawing>
-            <wp:anchor distT="0" distB="0" distL="114300" distR="114300" simplePos="0" relativeHeight="251660288" behindDoc="0" locked="0" layoutInCell="1" allowOverlap="1" wp14:anchorId="5C128A63" wp14:editId="4E53D0FB">
+            <wp:anchor distT="0" distB="0" distL="114300" distR="114300" simplePos="0" relativeHeight="251659264" behindDoc="0" locked="0" layoutInCell="1" allowOverlap="1" wp14:anchorId="584643AD" wp14:editId="1A9F361E">
               <wp:simplePos x="0" y="0"/>
               <wp:positionH relativeFrom="margin">
                 <wp:posOffset>567858</wp:posOffset>
@@ -17341,9 +16826,9 @@
             </wp:anchor>
           </w:drawing>
         </mc:Choice>
-        <mc:Fallback xmlns:w16sdtfl="http://schemas.microsoft.com/office/word/2024/wordml/sdtformatlock" xmlns:w16du="http://schemas.microsoft.com/office/word/2023/wordml/word16du" xmlns:oel="http://schemas.microsoft.com/office/2019/extlst">
+        <mc:Fallback>
           <w:pict>
-            <v:line w14:anchorId="7C70F0EA" id="Straight Connector 984700384" o:spid="_x0000_s1026" style="position:absolute;z-index:251660288;visibility:visible;mso-wrap-style:square;mso-width-percent:0;mso-height-percent:0;mso-wrap-distance-left:9pt;mso-wrap-distance-top:0;mso-wrap-distance-right:9pt;mso-wrap-distance-bottom:0;mso-position-horizontal:absolute;mso-position-horizontal-relative:margin;mso-position-vertical:absolute;mso-position-vertical-relative:text;mso-width-percent:0;mso-height-percent:0;mso-width-relative:margin;mso-height-relative:margin" from="44.7pt,.75pt" to="468.4pt,.75pt" o:gfxdata="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" strokecolor="windowText" strokeweight="2.5pt">
+            <v:line w14:anchorId="3FB021B3" id="Straight Connector 984700384" o:spid="_x0000_s1026" style="position:absolute;z-index:251659264;visibility:visible;mso-wrap-style:square;mso-width-percent:0;mso-height-percent:0;mso-wrap-distance-left:9pt;mso-wrap-distance-top:0;mso-wrap-distance-right:9pt;mso-wrap-distance-bottom:0;mso-position-horizontal:absolute;mso-position-horizontal-relative:margin;mso-position-vertical:absolute;mso-position-vertical-relative:text;mso-width-percent:0;mso-height-percent:0;mso-width-relative:margin;mso-height-relative:margin" from="44.7pt,.75pt" to="468.4pt,.75pt" o:gfxdata="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" strokecolor="windowText" strokeweight="2.5pt">
               <v:stroke joinstyle="miter"/>
               <w10:wrap anchorx="margin"/>
             </v:line>
@@ -17355,22 +16840,6 @@
     <w:bookmarkEnd w:id="4"/>
     <w:bookmarkEnd w:id="5"/>
     <w:bookmarkEnd w:id="6"/>
-    <w:bookmarkEnd w:id="7"/>
-    <w:bookmarkEnd w:id="8"/>
-    <w:bookmarkEnd w:id="9"/>
-    <w:bookmarkEnd w:id="10"/>
-    <w:bookmarkEnd w:id="11"/>
-    <w:bookmarkEnd w:id="12"/>
-  </w:p>
-  <w:p>
-    <w:pPr>
-      <w:pStyle w:val="Header"/>
-    </w:pPr>
-  </w:p>
-  <w:p>
-    <w:pPr>
-      <w:pStyle w:val="Header"/>
-    </w:pPr>
   </w:p>
 </w:hdr>
 </file>
@@ -21694,7 +21163,7 @@
     <w:lsdException w:name="Body Text Indent 2" w:semiHidden="1" w:unhideWhenUsed="1"/>
     <w:lsdException w:name="Body Text Indent 3" w:semiHidden="1" w:unhideWhenUsed="1"/>
     <w:lsdException w:name="Block Text" w:semiHidden="1" w:unhideWhenUsed="1"/>
-    <w:lsdException w:name="Hyperlink" w:semiHidden="1" w:unhideWhenUsed="1"/>
+    <w:lsdException w:name="Hyperlink" w:semiHidden="1" w:uiPriority="0" w:unhideWhenUsed="1"/>
     <w:lsdException w:name="FollowedHyperlink" w:semiHidden="1" w:unhideWhenUsed="1"/>
     <w:lsdException w:name="Strong" w:uiPriority="22" w:qFormat="1"/>
     <w:lsdException w:name="Emphasis" w:uiPriority="20" w:qFormat="1"/>
@@ -22746,7 +22215,6 @@
   </w:style>
   <w:style w:type="character" w:styleId="Hyperlink">
     <w:name w:val="Hyperlink"/>
-    <w:uiPriority w:val="99"/>
     <w:rsid w:val="00A1792F"/>
     <w:rPr>
       <w:color w:val="0000FF"/>
